--- a/Универ/4/Фпрогр/ФПрогр_ЛР1.docx
+++ b/Универ/4/Фпрогр/ФПрогр_ЛР1.docx
@@ -270,21 +270,12 @@
           <w:sz w:val="28"/>
         </w:rPr>
       </w:pPr>
-      <w:proofErr w:type="spellStart"/>
-      <w:r>
-        <w:rPr>
-          <w:rFonts w:ascii="Times New Roman" w:hAnsi="Times New Roman"/>
-          <w:sz w:val="28"/>
-        </w:rPr>
-        <w:t>Отчѐт</w:t>
-      </w:r>
-      <w:proofErr w:type="spellEnd"/>
-      <w:r>
-        <w:rPr>
-          <w:rFonts w:ascii="Times New Roman" w:hAnsi="Times New Roman"/>
-          <w:sz w:val="28"/>
-        </w:rPr>
-        <w:t xml:space="preserve"> по лабораторной работе №</w:t>
+      <w:r>
+        <w:rPr>
+          <w:rFonts w:ascii="Times New Roman" w:hAnsi="Times New Roman"/>
+          <w:sz w:val="28"/>
+        </w:rPr>
+        <w:t>Отчѐт по лабораторной работе №</w:t>
       </w:r>
       <w:r>
         <w:rPr>
@@ -426,7 +417,7 @@
           <w:spacing w:val="-2"/>
           <w:sz w:val="28"/>
         </w:rPr>
-        <w:t>Выполнила:</w:t>
+        <w:t>Выполнил:</w:t>
       </w:r>
     </w:p>
     <w:p>
@@ -450,23 +441,13 @@
         </w:rPr>
         <w:t>c</w:t>
       </w:r>
-      <w:proofErr w:type="spellStart"/>
       <w:r>
         <w:rPr>
           <w:rFonts w:ascii="Times New Roman" w:hAnsi="Times New Roman"/>
           <w:spacing w:val="-2"/>
           <w:sz w:val="28"/>
         </w:rPr>
-        <w:t>тудент</w:t>
-      </w:r>
-      <w:proofErr w:type="spellEnd"/>
-      <w:r>
-        <w:rPr>
-          <w:rFonts w:ascii="Times New Roman" w:hAnsi="Times New Roman"/>
-          <w:spacing w:val="-2"/>
-          <w:sz w:val="28"/>
-        </w:rPr>
-        <w:t xml:space="preserve"> гр.</w:t>
+        <w:t>тудент гр.</w:t>
       </w:r>
       <w:r>
         <w:rPr>
@@ -869,14 +850,12 @@
         </w:rPr>
         <w:t xml:space="preserve"> р</w:t>
       </w:r>
-      <w:proofErr w:type="spellStart"/>
       <w:r>
         <w:rPr>
           <w:spacing w:val="-4"/>
         </w:rPr>
         <w:t>аботы</w:t>
       </w:r>
-      <w:proofErr w:type="spellEnd"/>
     </w:p>
     <w:p>
       <w:pPr>
@@ -1446,23 +1425,7 @@
           <w:rFonts w:ascii="Courier New" w:hAnsi="Courier New" w:cs="Courier New"/>
           <w:lang w:eastAsia="ru-RU"/>
         </w:rPr>
-        <w:t xml:space="preserve">//В классе перегрузить оператор + для </w:t>
-      </w:r>
-      <w:proofErr w:type="gramStart"/>
-      <w:r>
-        <w:rPr>
-          <w:rFonts w:ascii="Courier New" w:hAnsi="Courier New" w:cs="Courier New"/>
-          <w:lang w:eastAsia="ru-RU"/>
-        </w:rPr>
-        <w:t>сложения  строк</w:t>
-      </w:r>
-      <w:proofErr w:type="gramEnd"/>
-      <w:r>
-        <w:rPr>
-          <w:rFonts w:ascii="Courier New" w:hAnsi="Courier New" w:cs="Courier New"/>
-          <w:lang w:eastAsia="ru-RU"/>
-        </w:rPr>
-        <w:t>.</w:t>
+        <w:t>//В классе перегрузить оператор + для сложения  строк.</w:t>
       </w:r>
     </w:p>
     <w:p>
@@ -1555,100 +1518,50 @@
           <w:rFonts w:ascii="Courier New" w:hAnsi="Courier New" w:cs="Courier New"/>
           <w:lang w:eastAsia="ru-RU"/>
         </w:rPr>
-        <w:t>#include "</w:t>
-      </w:r>
-      <w:proofErr w:type="spellStart"/>
-      <w:r>
-        <w:rPr>
-          <w:rFonts w:ascii="Courier New" w:hAnsi="Courier New" w:cs="Courier New"/>
-          <w:lang w:eastAsia="ru-RU"/>
-        </w:rPr>
-        <w:t>String.h</w:t>
-      </w:r>
-      <w:proofErr w:type="spellEnd"/>
-      <w:r>
-        <w:rPr>
-          <w:rFonts w:ascii="Courier New" w:hAnsi="Courier New" w:cs="Courier New"/>
-          <w:lang w:eastAsia="ru-RU"/>
-        </w:rPr>
-        <w:t>"</w:t>
-      </w:r>
-    </w:p>
-    <w:p>
-      <w:pPr>
-        <w:pStyle w:val="a4"/>
-        <w:widowControl/>
-        <w:numPr>
-          <w:ilvl w:val="0"/>
-          <w:numId w:val="6"/>
-        </w:numPr>
-        <w:autoSpaceDE/>
-        <w:autoSpaceDN/>
-        <w:contextualSpacing/>
-        <w:jc w:val="both"/>
-        <w:rPr>
-          <w:rFonts w:ascii="Courier New" w:hAnsi="Courier New" w:cs="Courier New"/>
-          <w:lang w:eastAsia="ru-RU"/>
-        </w:rPr>
-      </w:pPr>
-    </w:p>
-    <w:p>
-      <w:pPr>
-        <w:pStyle w:val="a4"/>
-        <w:widowControl/>
-        <w:numPr>
-          <w:ilvl w:val="0"/>
-          <w:numId w:val="6"/>
-        </w:numPr>
-        <w:autoSpaceDE/>
-        <w:autoSpaceDN/>
-        <w:contextualSpacing/>
-        <w:jc w:val="both"/>
-        <w:rPr>
-          <w:rFonts w:ascii="Courier New" w:hAnsi="Courier New" w:cs="Courier New"/>
-          <w:lang w:eastAsia="ru-RU"/>
-        </w:rPr>
-      </w:pPr>
-      <w:proofErr w:type="spellStart"/>
-      <w:r>
-        <w:rPr>
-          <w:rFonts w:ascii="Courier New" w:hAnsi="Courier New" w:cs="Courier New"/>
-          <w:lang w:eastAsia="ru-RU"/>
-        </w:rPr>
-        <w:t>int</w:t>
-      </w:r>
-      <w:proofErr w:type="spellEnd"/>
-      <w:r>
-        <w:rPr>
-          <w:rFonts w:ascii="Courier New" w:hAnsi="Courier New" w:cs="Courier New"/>
-          <w:lang w:eastAsia="ru-RU"/>
-        </w:rPr>
-        <w:t xml:space="preserve"> </w:t>
-      </w:r>
-      <w:proofErr w:type="spellStart"/>
-      <w:proofErr w:type="gramStart"/>
-      <w:r>
-        <w:rPr>
-          <w:rFonts w:ascii="Courier New" w:hAnsi="Courier New" w:cs="Courier New"/>
-          <w:lang w:eastAsia="ru-RU"/>
-        </w:rPr>
-        <w:t>main</w:t>
-      </w:r>
-      <w:proofErr w:type="spellEnd"/>
-      <w:r>
-        <w:rPr>
-          <w:rFonts w:ascii="Courier New" w:hAnsi="Courier New" w:cs="Courier New"/>
-          <w:lang w:eastAsia="ru-RU"/>
-        </w:rPr>
-        <w:t>(</w:t>
-      </w:r>
-      <w:proofErr w:type="gramEnd"/>
-      <w:r>
-        <w:rPr>
-          <w:rFonts w:ascii="Courier New" w:hAnsi="Courier New" w:cs="Courier New"/>
-          <w:lang w:eastAsia="ru-RU"/>
-        </w:rPr>
-        <w:t>)</w:t>
+        <w:t>#include "String.h"</w:t>
+      </w:r>
+    </w:p>
+    <w:p>
+      <w:pPr>
+        <w:pStyle w:val="a4"/>
+        <w:widowControl/>
+        <w:numPr>
+          <w:ilvl w:val="0"/>
+          <w:numId w:val="6"/>
+        </w:numPr>
+        <w:autoSpaceDE/>
+        <w:autoSpaceDN/>
+        <w:contextualSpacing/>
+        <w:jc w:val="both"/>
+        <w:rPr>
+          <w:rFonts w:ascii="Courier New" w:hAnsi="Courier New" w:cs="Courier New"/>
+          <w:lang w:eastAsia="ru-RU"/>
+        </w:rPr>
+      </w:pPr>
+    </w:p>
+    <w:p>
+      <w:pPr>
+        <w:pStyle w:val="a4"/>
+        <w:widowControl/>
+        <w:numPr>
+          <w:ilvl w:val="0"/>
+          <w:numId w:val="6"/>
+        </w:numPr>
+        <w:autoSpaceDE/>
+        <w:autoSpaceDN/>
+        <w:contextualSpacing/>
+        <w:jc w:val="both"/>
+        <w:rPr>
+          <w:rFonts w:ascii="Courier New" w:hAnsi="Courier New" w:cs="Courier New"/>
+          <w:lang w:eastAsia="ru-RU"/>
+        </w:rPr>
+      </w:pPr>
+      <w:r>
+        <w:rPr>
+          <w:rFonts w:ascii="Courier New" w:hAnsi="Courier New" w:cs="Courier New"/>
+          <w:lang w:eastAsia="ru-RU"/>
+        </w:rPr>
+        <w:t>int main()</w:t>
       </w:r>
     </w:p>
     <w:p>
@@ -1716,693 +1629,325 @@
           <w:rFonts w:ascii="Courier New" w:hAnsi="Courier New" w:cs="Courier New"/>
           <w:lang w:eastAsia="ru-RU"/>
         </w:rPr>
+        <w:t xml:space="preserve">    std::cout &lt;&lt; "Введите первую строку: ";</w:t>
+      </w:r>
+    </w:p>
+    <w:p>
+      <w:pPr>
+        <w:pStyle w:val="a4"/>
+        <w:widowControl/>
+        <w:numPr>
+          <w:ilvl w:val="0"/>
+          <w:numId w:val="6"/>
+        </w:numPr>
+        <w:autoSpaceDE/>
+        <w:autoSpaceDN/>
+        <w:contextualSpacing/>
+        <w:jc w:val="both"/>
+        <w:rPr>
+          <w:rFonts w:ascii="Courier New" w:hAnsi="Courier New" w:cs="Courier New"/>
+          <w:lang w:eastAsia="ru-RU"/>
+        </w:rPr>
+      </w:pPr>
+      <w:r>
+        <w:rPr>
+          <w:rFonts w:ascii="Courier New" w:hAnsi="Courier New" w:cs="Courier New"/>
+          <w:lang w:eastAsia="ru-RU"/>
+        </w:rPr>
+        <w:t xml:space="preserve">    std::string str1;</w:t>
+      </w:r>
+    </w:p>
+    <w:p>
+      <w:pPr>
+        <w:pStyle w:val="a4"/>
+        <w:widowControl/>
+        <w:numPr>
+          <w:ilvl w:val="0"/>
+          <w:numId w:val="6"/>
+        </w:numPr>
+        <w:autoSpaceDE/>
+        <w:autoSpaceDN/>
+        <w:contextualSpacing/>
+        <w:jc w:val="both"/>
+        <w:rPr>
+          <w:rFonts w:ascii="Courier New" w:hAnsi="Courier New" w:cs="Courier New"/>
+          <w:lang w:eastAsia="ru-RU"/>
+        </w:rPr>
+      </w:pPr>
+      <w:r>
+        <w:rPr>
+          <w:rFonts w:ascii="Courier New" w:hAnsi="Courier New" w:cs="Courier New"/>
+          <w:lang w:eastAsia="ru-RU"/>
+        </w:rPr>
+        <w:t xml:space="preserve">    getline(std::cin, str1);</w:t>
+      </w:r>
+    </w:p>
+    <w:p>
+      <w:pPr>
+        <w:pStyle w:val="a4"/>
+        <w:widowControl/>
+        <w:numPr>
+          <w:ilvl w:val="0"/>
+          <w:numId w:val="6"/>
+        </w:numPr>
+        <w:autoSpaceDE/>
+        <w:autoSpaceDN/>
+        <w:contextualSpacing/>
+        <w:jc w:val="both"/>
+        <w:rPr>
+          <w:rFonts w:ascii="Courier New" w:hAnsi="Courier New" w:cs="Courier New"/>
+          <w:lang w:val="en-US" w:eastAsia="ru-RU"/>
+        </w:rPr>
+      </w:pPr>
+      <w:r>
+        <w:rPr>
+          <w:rFonts w:ascii="Courier New" w:hAnsi="Courier New" w:cs="Courier New"/>
+          <w:lang w:val="en-US" w:eastAsia="ru-RU"/>
+        </w:rPr>
+        <w:t xml:space="preserve">    String s1(str1.c_str());</w:t>
+      </w:r>
+    </w:p>
+    <w:p>
+      <w:pPr>
+        <w:pStyle w:val="a4"/>
+        <w:widowControl/>
+        <w:numPr>
+          <w:ilvl w:val="0"/>
+          <w:numId w:val="6"/>
+        </w:numPr>
+        <w:autoSpaceDE/>
+        <w:autoSpaceDN/>
+        <w:contextualSpacing/>
+        <w:jc w:val="both"/>
+        <w:rPr>
+          <w:rFonts w:ascii="Courier New" w:hAnsi="Courier New" w:cs="Courier New"/>
+          <w:lang w:val="en-US" w:eastAsia="ru-RU"/>
+        </w:rPr>
+      </w:pPr>
+    </w:p>
+    <w:p>
+      <w:pPr>
+        <w:pStyle w:val="a4"/>
+        <w:widowControl/>
+        <w:numPr>
+          <w:ilvl w:val="0"/>
+          <w:numId w:val="6"/>
+        </w:numPr>
+        <w:autoSpaceDE/>
+        <w:autoSpaceDN/>
+        <w:contextualSpacing/>
+        <w:jc w:val="both"/>
+        <w:rPr>
+          <w:rFonts w:ascii="Courier New" w:hAnsi="Courier New" w:cs="Courier New"/>
+          <w:lang w:eastAsia="ru-RU"/>
+        </w:rPr>
+      </w:pPr>
+      <w:r>
+        <w:rPr>
+          <w:rFonts w:ascii="Courier New" w:hAnsi="Courier New" w:cs="Courier New"/>
+          <w:lang w:val="en-US" w:eastAsia="ru-RU"/>
+        </w:rPr>
         <w:t xml:space="preserve">    </w:t>
       </w:r>
-      <w:proofErr w:type="spellStart"/>
-      <w:proofErr w:type="gramStart"/>
-      <w:r>
-        <w:rPr>
-          <w:rFonts w:ascii="Courier New" w:hAnsi="Courier New" w:cs="Courier New"/>
-          <w:lang w:eastAsia="ru-RU"/>
-        </w:rPr>
-        <w:t>std</w:t>
-      </w:r>
-      <w:proofErr w:type="spellEnd"/>
-      <w:r>
-        <w:rPr>
-          <w:rFonts w:ascii="Courier New" w:hAnsi="Courier New" w:cs="Courier New"/>
-          <w:lang w:eastAsia="ru-RU"/>
-        </w:rPr>
-        <w:t>::</w:t>
-      </w:r>
-      <w:proofErr w:type="spellStart"/>
-      <w:proofErr w:type="gramEnd"/>
-      <w:r>
-        <w:rPr>
-          <w:rFonts w:ascii="Courier New" w:hAnsi="Courier New" w:cs="Courier New"/>
-          <w:lang w:eastAsia="ru-RU"/>
-        </w:rPr>
-        <w:t>cout</w:t>
-      </w:r>
-      <w:proofErr w:type="spellEnd"/>
-      <w:r>
-        <w:rPr>
-          <w:rFonts w:ascii="Courier New" w:hAnsi="Courier New" w:cs="Courier New"/>
-          <w:lang w:eastAsia="ru-RU"/>
-        </w:rPr>
-        <w:t xml:space="preserve"> &lt;&lt; "Введите первую строку: ";</w:t>
-      </w:r>
-    </w:p>
-    <w:p>
-      <w:pPr>
-        <w:pStyle w:val="a4"/>
-        <w:widowControl/>
-        <w:numPr>
-          <w:ilvl w:val="0"/>
-          <w:numId w:val="6"/>
-        </w:numPr>
-        <w:autoSpaceDE/>
-        <w:autoSpaceDN/>
-        <w:contextualSpacing/>
-        <w:jc w:val="both"/>
-        <w:rPr>
-          <w:rFonts w:ascii="Courier New" w:hAnsi="Courier New" w:cs="Courier New"/>
-          <w:lang w:eastAsia="ru-RU"/>
-        </w:rPr>
-      </w:pPr>
-      <w:r>
-        <w:rPr>
-          <w:rFonts w:ascii="Courier New" w:hAnsi="Courier New" w:cs="Courier New"/>
-          <w:lang w:eastAsia="ru-RU"/>
+      <w:r>
+        <w:rPr>
+          <w:rFonts w:ascii="Courier New" w:hAnsi="Courier New" w:cs="Courier New"/>
+          <w:lang w:eastAsia="ru-RU"/>
+        </w:rPr>
+        <w:t>std::cout &lt;&lt; "Введите вторую строку: ";</w:t>
+      </w:r>
+    </w:p>
+    <w:p>
+      <w:pPr>
+        <w:pStyle w:val="a4"/>
+        <w:widowControl/>
+        <w:numPr>
+          <w:ilvl w:val="0"/>
+          <w:numId w:val="6"/>
+        </w:numPr>
+        <w:autoSpaceDE/>
+        <w:autoSpaceDN/>
+        <w:contextualSpacing/>
+        <w:jc w:val="both"/>
+        <w:rPr>
+          <w:rFonts w:ascii="Courier New" w:hAnsi="Courier New" w:cs="Courier New"/>
+          <w:lang w:eastAsia="ru-RU"/>
+        </w:rPr>
+      </w:pPr>
+      <w:r>
+        <w:rPr>
+          <w:rFonts w:ascii="Courier New" w:hAnsi="Courier New" w:cs="Courier New"/>
+          <w:lang w:eastAsia="ru-RU"/>
+        </w:rPr>
+        <w:t xml:space="preserve">    std::string str2;</w:t>
+      </w:r>
+    </w:p>
+    <w:p>
+      <w:pPr>
+        <w:pStyle w:val="a4"/>
+        <w:widowControl/>
+        <w:numPr>
+          <w:ilvl w:val="0"/>
+          <w:numId w:val="6"/>
+        </w:numPr>
+        <w:autoSpaceDE/>
+        <w:autoSpaceDN/>
+        <w:contextualSpacing/>
+        <w:jc w:val="both"/>
+        <w:rPr>
+          <w:rFonts w:ascii="Courier New" w:hAnsi="Courier New" w:cs="Courier New"/>
+          <w:lang w:eastAsia="ru-RU"/>
+        </w:rPr>
+      </w:pPr>
+      <w:r>
+        <w:rPr>
+          <w:rFonts w:ascii="Courier New" w:hAnsi="Courier New" w:cs="Courier New"/>
+          <w:lang w:eastAsia="ru-RU"/>
+        </w:rPr>
+        <w:t xml:space="preserve">    getline(std::cin, str2);</w:t>
+      </w:r>
+    </w:p>
+    <w:p>
+      <w:pPr>
+        <w:pStyle w:val="a4"/>
+        <w:widowControl/>
+        <w:numPr>
+          <w:ilvl w:val="0"/>
+          <w:numId w:val="6"/>
+        </w:numPr>
+        <w:autoSpaceDE/>
+        <w:autoSpaceDN/>
+        <w:contextualSpacing/>
+        <w:jc w:val="both"/>
+        <w:rPr>
+          <w:rFonts w:ascii="Courier New" w:hAnsi="Courier New" w:cs="Courier New"/>
+          <w:lang w:val="en-US" w:eastAsia="ru-RU"/>
+        </w:rPr>
+      </w:pPr>
+      <w:r>
+        <w:rPr>
+          <w:rFonts w:ascii="Courier New" w:hAnsi="Courier New" w:cs="Courier New"/>
+          <w:lang w:val="en-US" w:eastAsia="ru-RU"/>
+        </w:rPr>
+        <w:t xml:space="preserve">    String s2(str2.c_str());</w:t>
+      </w:r>
+    </w:p>
+    <w:p>
+      <w:pPr>
+        <w:pStyle w:val="a4"/>
+        <w:widowControl/>
+        <w:numPr>
+          <w:ilvl w:val="0"/>
+          <w:numId w:val="6"/>
+        </w:numPr>
+        <w:autoSpaceDE/>
+        <w:autoSpaceDN/>
+        <w:contextualSpacing/>
+        <w:jc w:val="both"/>
+        <w:rPr>
+          <w:rFonts w:ascii="Courier New" w:hAnsi="Courier New" w:cs="Courier New"/>
+          <w:lang w:val="en-US" w:eastAsia="ru-RU"/>
+        </w:rPr>
+      </w:pPr>
+    </w:p>
+    <w:p>
+      <w:pPr>
+        <w:pStyle w:val="a4"/>
+        <w:widowControl/>
+        <w:numPr>
+          <w:ilvl w:val="0"/>
+          <w:numId w:val="6"/>
+        </w:numPr>
+        <w:autoSpaceDE/>
+        <w:autoSpaceDN/>
+        <w:contextualSpacing/>
+        <w:jc w:val="both"/>
+        <w:rPr>
+          <w:rFonts w:ascii="Courier New" w:hAnsi="Courier New" w:cs="Courier New"/>
+          <w:lang w:eastAsia="ru-RU"/>
+        </w:rPr>
+      </w:pPr>
+      <w:r>
+        <w:rPr>
+          <w:rFonts w:ascii="Courier New" w:hAnsi="Courier New" w:cs="Courier New"/>
+          <w:lang w:val="en-US" w:eastAsia="ru-RU"/>
         </w:rPr>
         <w:t xml:space="preserve">    </w:t>
       </w:r>
-      <w:proofErr w:type="spellStart"/>
-      <w:proofErr w:type="gramStart"/>
-      <w:r>
-        <w:rPr>
-          <w:rFonts w:ascii="Courier New" w:hAnsi="Courier New" w:cs="Courier New"/>
-          <w:lang w:eastAsia="ru-RU"/>
-        </w:rPr>
-        <w:t>std</w:t>
-      </w:r>
-      <w:proofErr w:type="spellEnd"/>
-      <w:r>
-        <w:rPr>
-          <w:rFonts w:ascii="Courier New" w:hAnsi="Courier New" w:cs="Courier New"/>
-          <w:lang w:eastAsia="ru-RU"/>
-        </w:rPr>
-        <w:t>::</w:t>
-      </w:r>
-      <w:proofErr w:type="spellStart"/>
-      <w:proofErr w:type="gramEnd"/>
-      <w:r>
-        <w:rPr>
-          <w:rFonts w:ascii="Courier New" w:hAnsi="Courier New" w:cs="Courier New"/>
-          <w:lang w:eastAsia="ru-RU"/>
-        </w:rPr>
-        <w:t>string</w:t>
-      </w:r>
-      <w:proofErr w:type="spellEnd"/>
-      <w:r>
-        <w:rPr>
-          <w:rFonts w:ascii="Courier New" w:hAnsi="Courier New" w:cs="Courier New"/>
-          <w:lang w:eastAsia="ru-RU"/>
-        </w:rPr>
-        <w:t xml:space="preserve"> str1;</w:t>
-      </w:r>
-    </w:p>
-    <w:p>
-      <w:pPr>
-        <w:pStyle w:val="a4"/>
-        <w:widowControl/>
-        <w:numPr>
-          <w:ilvl w:val="0"/>
-          <w:numId w:val="6"/>
-        </w:numPr>
-        <w:autoSpaceDE/>
-        <w:autoSpaceDN/>
-        <w:contextualSpacing/>
-        <w:jc w:val="both"/>
-        <w:rPr>
-          <w:rFonts w:ascii="Courier New" w:hAnsi="Courier New" w:cs="Courier New"/>
-          <w:lang w:eastAsia="ru-RU"/>
-        </w:rPr>
-      </w:pPr>
-      <w:r>
-        <w:rPr>
-          <w:rFonts w:ascii="Courier New" w:hAnsi="Courier New" w:cs="Courier New"/>
-          <w:lang w:eastAsia="ru-RU"/>
-        </w:rPr>
-        <w:t xml:space="preserve">    </w:t>
-      </w:r>
-      <w:proofErr w:type="spellStart"/>
-      <w:proofErr w:type="gramStart"/>
-      <w:r>
-        <w:rPr>
-          <w:rFonts w:ascii="Courier New" w:hAnsi="Courier New" w:cs="Courier New"/>
-          <w:lang w:eastAsia="ru-RU"/>
-        </w:rPr>
-        <w:t>getline</w:t>
-      </w:r>
-      <w:proofErr w:type="spellEnd"/>
-      <w:r>
-        <w:rPr>
-          <w:rFonts w:ascii="Courier New" w:hAnsi="Courier New" w:cs="Courier New"/>
-          <w:lang w:eastAsia="ru-RU"/>
-        </w:rPr>
-        <w:t>(</w:t>
-      </w:r>
-      <w:proofErr w:type="spellStart"/>
-      <w:proofErr w:type="gramEnd"/>
-      <w:r>
-        <w:rPr>
-          <w:rFonts w:ascii="Courier New" w:hAnsi="Courier New" w:cs="Courier New"/>
-          <w:lang w:eastAsia="ru-RU"/>
-        </w:rPr>
-        <w:t>std</w:t>
-      </w:r>
-      <w:proofErr w:type="spellEnd"/>
-      <w:r>
-        <w:rPr>
-          <w:rFonts w:ascii="Courier New" w:hAnsi="Courier New" w:cs="Courier New"/>
-          <w:lang w:eastAsia="ru-RU"/>
-        </w:rPr>
-        <w:t>::</w:t>
-      </w:r>
-      <w:proofErr w:type="spellStart"/>
-      <w:r>
-        <w:rPr>
-          <w:rFonts w:ascii="Courier New" w:hAnsi="Courier New" w:cs="Courier New"/>
-          <w:lang w:eastAsia="ru-RU"/>
-        </w:rPr>
-        <w:t>cin</w:t>
-      </w:r>
-      <w:proofErr w:type="spellEnd"/>
-      <w:r>
-        <w:rPr>
-          <w:rFonts w:ascii="Courier New" w:hAnsi="Courier New" w:cs="Courier New"/>
-          <w:lang w:eastAsia="ru-RU"/>
-        </w:rPr>
-        <w:t>, str1);</w:t>
-      </w:r>
-    </w:p>
-    <w:p>
-      <w:pPr>
-        <w:pStyle w:val="a4"/>
-        <w:widowControl/>
-        <w:numPr>
-          <w:ilvl w:val="0"/>
-          <w:numId w:val="6"/>
-        </w:numPr>
-        <w:autoSpaceDE/>
-        <w:autoSpaceDN/>
-        <w:contextualSpacing/>
-        <w:jc w:val="both"/>
-        <w:rPr>
-          <w:rFonts w:ascii="Courier New" w:hAnsi="Courier New" w:cs="Courier New"/>
-          <w:lang w:val="en-US" w:eastAsia="ru-RU"/>
-        </w:rPr>
-      </w:pPr>
-      <w:r>
-        <w:rPr>
-          <w:rFonts w:ascii="Courier New" w:hAnsi="Courier New" w:cs="Courier New"/>
-          <w:lang w:val="en-US" w:eastAsia="ru-RU"/>
-        </w:rPr>
-        <w:t xml:space="preserve">    String s1(str1.c_</w:t>
-      </w:r>
-      <w:proofErr w:type="gramStart"/>
-      <w:r>
-        <w:rPr>
-          <w:rFonts w:ascii="Courier New" w:hAnsi="Courier New" w:cs="Courier New"/>
-          <w:lang w:val="en-US" w:eastAsia="ru-RU"/>
-        </w:rPr>
-        <w:t>str(</w:t>
-      </w:r>
-      <w:proofErr w:type="gramEnd"/>
-      <w:r>
-        <w:rPr>
-          <w:rFonts w:ascii="Courier New" w:hAnsi="Courier New" w:cs="Courier New"/>
-          <w:lang w:val="en-US" w:eastAsia="ru-RU"/>
-        </w:rPr>
-        <w:t>));</w:t>
-      </w:r>
-    </w:p>
-    <w:p>
-      <w:pPr>
-        <w:pStyle w:val="a4"/>
-        <w:widowControl/>
-        <w:numPr>
-          <w:ilvl w:val="0"/>
-          <w:numId w:val="6"/>
-        </w:numPr>
-        <w:autoSpaceDE/>
-        <w:autoSpaceDN/>
-        <w:contextualSpacing/>
-        <w:jc w:val="both"/>
-        <w:rPr>
-          <w:rFonts w:ascii="Courier New" w:hAnsi="Courier New" w:cs="Courier New"/>
-          <w:lang w:val="en-US" w:eastAsia="ru-RU"/>
-        </w:rPr>
-      </w:pPr>
-    </w:p>
-    <w:p>
-      <w:pPr>
-        <w:pStyle w:val="a4"/>
-        <w:widowControl/>
-        <w:numPr>
-          <w:ilvl w:val="0"/>
-          <w:numId w:val="6"/>
-        </w:numPr>
-        <w:autoSpaceDE/>
-        <w:autoSpaceDN/>
-        <w:contextualSpacing/>
-        <w:jc w:val="both"/>
-        <w:rPr>
-          <w:rFonts w:ascii="Courier New" w:hAnsi="Courier New" w:cs="Courier New"/>
-          <w:lang w:eastAsia="ru-RU"/>
-        </w:rPr>
-      </w:pPr>
-      <w:r>
-        <w:rPr>
-          <w:rFonts w:ascii="Courier New" w:hAnsi="Courier New" w:cs="Courier New"/>
-          <w:lang w:val="en-US" w:eastAsia="ru-RU"/>
-        </w:rPr>
-        <w:t xml:space="preserve">    </w:t>
-      </w:r>
-      <w:proofErr w:type="spellStart"/>
-      <w:proofErr w:type="gramStart"/>
-      <w:r>
-        <w:rPr>
-          <w:rFonts w:ascii="Courier New" w:hAnsi="Courier New" w:cs="Courier New"/>
-          <w:lang w:eastAsia="ru-RU"/>
-        </w:rPr>
-        <w:t>std</w:t>
-      </w:r>
-      <w:proofErr w:type="spellEnd"/>
-      <w:r>
-        <w:rPr>
-          <w:rFonts w:ascii="Courier New" w:hAnsi="Courier New" w:cs="Courier New"/>
-          <w:lang w:eastAsia="ru-RU"/>
-        </w:rPr>
-        <w:t>::</w:t>
-      </w:r>
-      <w:proofErr w:type="spellStart"/>
-      <w:proofErr w:type="gramEnd"/>
-      <w:r>
-        <w:rPr>
-          <w:rFonts w:ascii="Courier New" w:hAnsi="Courier New" w:cs="Courier New"/>
-          <w:lang w:eastAsia="ru-RU"/>
-        </w:rPr>
-        <w:t>cout</w:t>
-      </w:r>
-      <w:proofErr w:type="spellEnd"/>
-      <w:r>
-        <w:rPr>
-          <w:rFonts w:ascii="Courier New" w:hAnsi="Courier New" w:cs="Courier New"/>
-          <w:lang w:eastAsia="ru-RU"/>
-        </w:rPr>
-        <w:t xml:space="preserve"> &lt;&lt; "Введите вторую строку: ";</w:t>
-      </w:r>
-    </w:p>
-    <w:p>
-      <w:pPr>
-        <w:pStyle w:val="a4"/>
-        <w:widowControl/>
-        <w:numPr>
-          <w:ilvl w:val="0"/>
-          <w:numId w:val="6"/>
-        </w:numPr>
-        <w:autoSpaceDE/>
-        <w:autoSpaceDN/>
-        <w:contextualSpacing/>
-        <w:jc w:val="both"/>
-        <w:rPr>
-          <w:rFonts w:ascii="Courier New" w:hAnsi="Courier New" w:cs="Courier New"/>
-          <w:lang w:eastAsia="ru-RU"/>
-        </w:rPr>
-      </w:pPr>
-      <w:r>
-        <w:rPr>
-          <w:rFonts w:ascii="Courier New" w:hAnsi="Courier New" w:cs="Courier New"/>
-          <w:lang w:eastAsia="ru-RU"/>
-        </w:rPr>
-        <w:t xml:space="preserve">    </w:t>
-      </w:r>
-      <w:proofErr w:type="spellStart"/>
-      <w:proofErr w:type="gramStart"/>
-      <w:r>
-        <w:rPr>
-          <w:rFonts w:ascii="Courier New" w:hAnsi="Courier New" w:cs="Courier New"/>
-          <w:lang w:eastAsia="ru-RU"/>
-        </w:rPr>
-        <w:t>std</w:t>
-      </w:r>
-      <w:proofErr w:type="spellEnd"/>
-      <w:r>
-        <w:rPr>
-          <w:rFonts w:ascii="Courier New" w:hAnsi="Courier New" w:cs="Courier New"/>
-          <w:lang w:eastAsia="ru-RU"/>
-        </w:rPr>
-        <w:t>::</w:t>
-      </w:r>
-      <w:proofErr w:type="spellStart"/>
-      <w:proofErr w:type="gramEnd"/>
-      <w:r>
-        <w:rPr>
-          <w:rFonts w:ascii="Courier New" w:hAnsi="Courier New" w:cs="Courier New"/>
-          <w:lang w:eastAsia="ru-RU"/>
-        </w:rPr>
-        <w:t>string</w:t>
-      </w:r>
-      <w:proofErr w:type="spellEnd"/>
-      <w:r>
-        <w:rPr>
-          <w:rFonts w:ascii="Courier New" w:hAnsi="Courier New" w:cs="Courier New"/>
-          <w:lang w:eastAsia="ru-RU"/>
-        </w:rPr>
-        <w:t xml:space="preserve"> str2;</w:t>
-      </w:r>
-    </w:p>
-    <w:p>
-      <w:pPr>
-        <w:pStyle w:val="a4"/>
-        <w:widowControl/>
-        <w:numPr>
-          <w:ilvl w:val="0"/>
-          <w:numId w:val="6"/>
-        </w:numPr>
-        <w:autoSpaceDE/>
-        <w:autoSpaceDN/>
-        <w:contextualSpacing/>
-        <w:jc w:val="both"/>
-        <w:rPr>
-          <w:rFonts w:ascii="Courier New" w:hAnsi="Courier New" w:cs="Courier New"/>
-          <w:lang w:eastAsia="ru-RU"/>
-        </w:rPr>
-      </w:pPr>
-      <w:r>
-        <w:rPr>
-          <w:rFonts w:ascii="Courier New" w:hAnsi="Courier New" w:cs="Courier New"/>
-          <w:lang w:eastAsia="ru-RU"/>
-        </w:rPr>
-        <w:t xml:space="preserve">    </w:t>
-      </w:r>
-      <w:proofErr w:type="spellStart"/>
-      <w:proofErr w:type="gramStart"/>
-      <w:r>
-        <w:rPr>
-          <w:rFonts w:ascii="Courier New" w:hAnsi="Courier New" w:cs="Courier New"/>
-          <w:lang w:eastAsia="ru-RU"/>
-        </w:rPr>
-        <w:t>getline</w:t>
-      </w:r>
-      <w:proofErr w:type="spellEnd"/>
-      <w:r>
-        <w:rPr>
-          <w:rFonts w:ascii="Courier New" w:hAnsi="Courier New" w:cs="Courier New"/>
-          <w:lang w:eastAsia="ru-RU"/>
-        </w:rPr>
-        <w:t>(</w:t>
-      </w:r>
-      <w:proofErr w:type="spellStart"/>
-      <w:proofErr w:type="gramEnd"/>
-      <w:r>
-        <w:rPr>
-          <w:rFonts w:ascii="Courier New" w:hAnsi="Courier New" w:cs="Courier New"/>
-          <w:lang w:eastAsia="ru-RU"/>
-        </w:rPr>
-        <w:t>std</w:t>
-      </w:r>
-      <w:proofErr w:type="spellEnd"/>
-      <w:r>
-        <w:rPr>
-          <w:rFonts w:ascii="Courier New" w:hAnsi="Courier New" w:cs="Courier New"/>
-          <w:lang w:eastAsia="ru-RU"/>
-        </w:rPr>
-        <w:t>::</w:t>
-      </w:r>
-      <w:proofErr w:type="spellStart"/>
-      <w:r>
-        <w:rPr>
-          <w:rFonts w:ascii="Courier New" w:hAnsi="Courier New" w:cs="Courier New"/>
-          <w:lang w:eastAsia="ru-RU"/>
-        </w:rPr>
-        <w:t>cin</w:t>
-      </w:r>
-      <w:proofErr w:type="spellEnd"/>
-      <w:r>
-        <w:rPr>
-          <w:rFonts w:ascii="Courier New" w:hAnsi="Courier New" w:cs="Courier New"/>
-          <w:lang w:eastAsia="ru-RU"/>
-        </w:rPr>
-        <w:t>, str2);</w:t>
-      </w:r>
-    </w:p>
-    <w:p>
-      <w:pPr>
-        <w:pStyle w:val="a4"/>
-        <w:widowControl/>
-        <w:numPr>
-          <w:ilvl w:val="0"/>
-          <w:numId w:val="6"/>
-        </w:numPr>
-        <w:autoSpaceDE/>
-        <w:autoSpaceDN/>
-        <w:contextualSpacing/>
-        <w:jc w:val="both"/>
-        <w:rPr>
-          <w:rFonts w:ascii="Courier New" w:hAnsi="Courier New" w:cs="Courier New"/>
-          <w:lang w:val="en-US" w:eastAsia="ru-RU"/>
-        </w:rPr>
-      </w:pPr>
-      <w:r>
-        <w:rPr>
-          <w:rFonts w:ascii="Courier New" w:hAnsi="Courier New" w:cs="Courier New"/>
-          <w:lang w:val="en-US" w:eastAsia="ru-RU"/>
-        </w:rPr>
-        <w:t xml:space="preserve">    String s2(str2.c_</w:t>
-      </w:r>
-      <w:proofErr w:type="gramStart"/>
-      <w:r>
-        <w:rPr>
-          <w:rFonts w:ascii="Courier New" w:hAnsi="Courier New" w:cs="Courier New"/>
-          <w:lang w:val="en-US" w:eastAsia="ru-RU"/>
-        </w:rPr>
-        <w:t>str(</w:t>
-      </w:r>
-      <w:proofErr w:type="gramEnd"/>
-      <w:r>
-        <w:rPr>
-          <w:rFonts w:ascii="Courier New" w:hAnsi="Courier New" w:cs="Courier New"/>
-          <w:lang w:val="en-US" w:eastAsia="ru-RU"/>
-        </w:rPr>
-        <w:t>));</w:t>
-      </w:r>
-    </w:p>
-    <w:p>
-      <w:pPr>
-        <w:pStyle w:val="a4"/>
-        <w:widowControl/>
-        <w:numPr>
-          <w:ilvl w:val="0"/>
-          <w:numId w:val="6"/>
-        </w:numPr>
-        <w:autoSpaceDE/>
-        <w:autoSpaceDN/>
-        <w:contextualSpacing/>
-        <w:jc w:val="both"/>
-        <w:rPr>
-          <w:rFonts w:ascii="Courier New" w:hAnsi="Courier New" w:cs="Courier New"/>
-          <w:lang w:val="en-US" w:eastAsia="ru-RU"/>
-        </w:rPr>
-      </w:pPr>
-    </w:p>
-    <w:p>
-      <w:pPr>
-        <w:pStyle w:val="a4"/>
-        <w:widowControl/>
-        <w:numPr>
-          <w:ilvl w:val="0"/>
-          <w:numId w:val="6"/>
-        </w:numPr>
-        <w:autoSpaceDE/>
-        <w:autoSpaceDN/>
-        <w:contextualSpacing/>
-        <w:jc w:val="both"/>
-        <w:rPr>
-          <w:rFonts w:ascii="Courier New" w:hAnsi="Courier New" w:cs="Courier New"/>
-          <w:lang w:eastAsia="ru-RU"/>
-        </w:rPr>
-      </w:pPr>
-      <w:r>
-        <w:rPr>
-          <w:rFonts w:ascii="Courier New" w:hAnsi="Courier New" w:cs="Courier New"/>
-          <w:lang w:val="en-US" w:eastAsia="ru-RU"/>
-        </w:rPr>
-        <w:t xml:space="preserve">    </w:t>
-      </w:r>
-      <w:proofErr w:type="spellStart"/>
-      <w:r>
-        <w:rPr>
-          <w:rFonts w:ascii="Courier New" w:hAnsi="Courier New" w:cs="Courier New"/>
-          <w:lang w:eastAsia="ru-RU"/>
-        </w:rPr>
-        <w:t>String</w:t>
-      </w:r>
-      <w:proofErr w:type="spellEnd"/>
-      <w:r>
-        <w:rPr>
-          <w:rFonts w:ascii="Courier New" w:hAnsi="Courier New" w:cs="Courier New"/>
-          <w:lang w:eastAsia="ru-RU"/>
-        </w:rPr>
-        <w:t xml:space="preserve"> s3 = s1 + s2;</w:t>
-      </w:r>
-    </w:p>
-    <w:p>
-      <w:pPr>
-        <w:pStyle w:val="a4"/>
-        <w:widowControl/>
-        <w:numPr>
-          <w:ilvl w:val="0"/>
-          <w:numId w:val="6"/>
-        </w:numPr>
-        <w:autoSpaceDE/>
-        <w:autoSpaceDN/>
-        <w:contextualSpacing/>
-        <w:jc w:val="both"/>
-        <w:rPr>
-          <w:rFonts w:ascii="Courier New" w:hAnsi="Courier New" w:cs="Courier New"/>
-          <w:lang w:eastAsia="ru-RU"/>
-        </w:rPr>
-      </w:pPr>
-      <w:r>
-        <w:rPr>
-          <w:rFonts w:ascii="Courier New" w:hAnsi="Courier New" w:cs="Courier New"/>
-          <w:lang w:eastAsia="ru-RU"/>
-        </w:rPr>
-        <w:t xml:space="preserve">    </w:t>
-      </w:r>
-      <w:proofErr w:type="spellStart"/>
-      <w:proofErr w:type="gramStart"/>
-      <w:r>
-        <w:rPr>
-          <w:rFonts w:ascii="Courier New" w:hAnsi="Courier New" w:cs="Courier New"/>
-          <w:lang w:eastAsia="ru-RU"/>
-        </w:rPr>
-        <w:t>std</w:t>
-      </w:r>
-      <w:proofErr w:type="spellEnd"/>
-      <w:r>
-        <w:rPr>
-          <w:rFonts w:ascii="Courier New" w:hAnsi="Courier New" w:cs="Courier New"/>
-          <w:lang w:eastAsia="ru-RU"/>
-        </w:rPr>
-        <w:t>::</w:t>
-      </w:r>
-      <w:proofErr w:type="spellStart"/>
-      <w:proofErr w:type="gramEnd"/>
-      <w:r>
-        <w:rPr>
-          <w:rFonts w:ascii="Courier New" w:hAnsi="Courier New" w:cs="Courier New"/>
-          <w:lang w:eastAsia="ru-RU"/>
-        </w:rPr>
-        <w:t>cout</w:t>
-      </w:r>
-      <w:proofErr w:type="spellEnd"/>
-      <w:r>
-        <w:rPr>
-          <w:rFonts w:ascii="Courier New" w:hAnsi="Courier New" w:cs="Courier New"/>
-          <w:lang w:eastAsia="ru-RU"/>
-        </w:rPr>
-        <w:t xml:space="preserve"> &lt;&lt; "</w:t>
-      </w:r>
-      <w:proofErr w:type="spellStart"/>
-      <w:r>
-        <w:rPr>
-          <w:rFonts w:ascii="Courier New" w:hAnsi="Courier New" w:cs="Courier New"/>
-          <w:lang w:eastAsia="ru-RU"/>
-        </w:rPr>
-        <w:t>Сконкатенированные</w:t>
-      </w:r>
-      <w:proofErr w:type="spellEnd"/>
-      <w:r>
-        <w:rPr>
-          <w:rFonts w:ascii="Courier New" w:hAnsi="Courier New" w:cs="Courier New"/>
-          <w:lang w:eastAsia="ru-RU"/>
-        </w:rPr>
-        <w:t xml:space="preserve"> строки: " &lt;&lt; s3 &lt;&lt; </w:t>
-      </w:r>
-      <w:proofErr w:type="spellStart"/>
-      <w:r>
-        <w:rPr>
-          <w:rFonts w:ascii="Courier New" w:hAnsi="Courier New" w:cs="Courier New"/>
-          <w:lang w:eastAsia="ru-RU"/>
-        </w:rPr>
-        <w:t>std</w:t>
-      </w:r>
-      <w:proofErr w:type="spellEnd"/>
-      <w:r>
-        <w:rPr>
-          <w:rFonts w:ascii="Courier New" w:hAnsi="Courier New" w:cs="Courier New"/>
-          <w:lang w:eastAsia="ru-RU"/>
-        </w:rPr>
-        <w:t>::</w:t>
-      </w:r>
-      <w:proofErr w:type="spellStart"/>
-      <w:r>
-        <w:rPr>
-          <w:rFonts w:ascii="Courier New" w:hAnsi="Courier New" w:cs="Courier New"/>
-          <w:lang w:eastAsia="ru-RU"/>
-        </w:rPr>
-        <w:t>endl</w:t>
-      </w:r>
-      <w:proofErr w:type="spellEnd"/>
-      <w:r>
-        <w:rPr>
-          <w:rFonts w:ascii="Courier New" w:hAnsi="Courier New" w:cs="Courier New"/>
-          <w:lang w:eastAsia="ru-RU"/>
-        </w:rPr>
-        <w:t>;</w:t>
-      </w:r>
-    </w:p>
-    <w:p>
-      <w:pPr>
-        <w:pStyle w:val="a4"/>
-        <w:widowControl/>
-        <w:numPr>
-          <w:ilvl w:val="0"/>
-          <w:numId w:val="6"/>
-        </w:numPr>
-        <w:autoSpaceDE/>
-        <w:autoSpaceDN/>
-        <w:contextualSpacing/>
-        <w:jc w:val="both"/>
-        <w:rPr>
-          <w:rFonts w:ascii="Courier New" w:hAnsi="Courier New" w:cs="Courier New"/>
-          <w:lang w:eastAsia="ru-RU"/>
-        </w:rPr>
-      </w:pPr>
-    </w:p>
-    <w:p>
-      <w:pPr>
-        <w:pStyle w:val="a4"/>
-        <w:widowControl/>
-        <w:numPr>
-          <w:ilvl w:val="0"/>
-          <w:numId w:val="6"/>
-        </w:numPr>
-        <w:autoSpaceDE/>
-        <w:autoSpaceDN/>
-        <w:contextualSpacing/>
-        <w:jc w:val="both"/>
-        <w:rPr>
-          <w:rFonts w:ascii="Courier New" w:hAnsi="Courier New" w:cs="Courier New"/>
-          <w:lang w:eastAsia="ru-RU"/>
-        </w:rPr>
-      </w:pPr>
-      <w:r>
-        <w:rPr>
-          <w:rFonts w:ascii="Courier New" w:hAnsi="Courier New" w:cs="Courier New"/>
-          <w:lang w:eastAsia="ru-RU"/>
-        </w:rPr>
-        <w:t xml:space="preserve">    </w:t>
-      </w:r>
-      <w:proofErr w:type="spellStart"/>
-      <w:r>
-        <w:rPr>
-          <w:rFonts w:ascii="Courier New" w:hAnsi="Courier New" w:cs="Courier New"/>
-          <w:lang w:eastAsia="ru-RU"/>
-        </w:rPr>
-        <w:t>return</w:t>
-      </w:r>
-      <w:proofErr w:type="spellEnd"/>
-      <w:r>
-        <w:rPr>
-          <w:rFonts w:ascii="Courier New" w:hAnsi="Courier New" w:cs="Courier New"/>
-          <w:lang w:eastAsia="ru-RU"/>
-        </w:rPr>
-        <w:t xml:space="preserve"> 0;</w:t>
+      <w:r>
+        <w:rPr>
+          <w:rFonts w:ascii="Courier New" w:hAnsi="Courier New" w:cs="Courier New"/>
+          <w:lang w:eastAsia="ru-RU"/>
+        </w:rPr>
+        <w:t>String s3 = s1 + s2;</w:t>
+      </w:r>
+    </w:p>
+    <w:p>
+      <w:pPr>
+        <w:pStyle w:val="a4"/>
+        <w:widowControl/>
+        <w:numPr>
+          <w:ilvl w:val="0"/>
+          <w:numId w:val="6"/>
+        </w:numPr>
+        <w:autoSpaceDE/>
+        <w:autoSpaceDN/>
+        <w:contextualSpacing/>
+        <w:jc w:val="both"/>
+        <w:rPr>
+          <w:rFonts w:ascii="Courier New" w:hAnsi="Courier New" w:cs="Courier New"/>
+          <w:lang w:eastAsia="ru-RU"/>
+        </w:rPr>
+      </w:pPr>
+      <w:r>
+        <w:rPr>
+          <w:rFonts w:ascii="Courier New" w:hAnsi="Courier New" w:cs="Courier New"/>
+          <w:lang w:eastAsia="ru-RU"/>
+        </w:rPr>
+        <w:t xml:space="preserve">    std::cout &lt;&lt; "Сконкатенированные строки: " &lt;&lt; s3 &lt;&lt; std::endl;</w:t>
+      </w:r>
+    </w:p>
+    <w:p>
+      <w:pPr>
+        <w:pStyle w:val="a4"/>
+        <w:widowControl/>
+        <w:numPr>
+          <w:ilvl w:val="0"/>
+          <w:numId w:val="6"/>
+        </w:numPr>
+        <w:autoSpaceDE/>
+        <w:autoSpaceDN/>
+        <w:contextualSpacing/>
+        <w:jc w:val="both"/>
+        <w:rPr>
+          <w:rFonts w:ascii="Courier New" w:hAnsi="Courier New" w:cs="Courier New"/>
+          <w:lang w:eastAsia="ru-RU"/>
+        </w:rPr>
+      </w:pPr>
+    </w:p>
+    <w:p>
+      <w:pPr>
+        <w:pStyle w:val="a4"/>
+        <w:widowControl/>
+        <w:numPr>
+          <w:ilvl w:val="0"/>
+          <w:numId w:val="6"/>
+        </w:numPr>
+        <w:autoSpaceDE/>
+        <w:autoSpaceDN/>
+        <w:contextualSpacing/>
+        <w:jc w:val="both"/>
+        <w:rPr>
+          <w:rFonts w:ascii="Courier New" w:hAnsi="Courier New" w:cs="Courier New"/>
+          <w:lang w:eastAsia="ru-RU"/>
+        </w:rPr>
+      </w:pPr>
+      <w:r>
+        <w:rPr>
+          <w:rFonts w:ascii="Courier New" w:hAnsi="Courier New" w:cs="Courier New"/>
+          <w:lang w:eastAsia="ru-RU"/>
+        </w:rPr>
+        <w:t xml:space="preserve">    return 0;</w:t>
       </w:r>
     </w:p>
     <w:p>
@@ -2467,7 +2012,6 @@
         </w:rPr>
         <w:t xml:space="preserve">Файл </w:t>
       </w:r>
-      <w:proofErr w:type="spellStart"/>
       <w:r>
         <w:rPr>
           <w:rFonts w:ascii="Times New Roman" w:hAnsi="Times New Roman" w:cs="Times New Roman"/>
@@ -2501,109 +2045,74 @@
         </w:rPr>
         <w:t>h</w:t>
       </w:r>
-      <w:proofErr w:type="spellEnd"/>
-    </w:p>
-    <w:p>
-      <w:pPr>
-        <w:pStyle w:val="a4"/>
-        <w:widowControl/>
-        <w:numPr>
-          <w:ilvl w:val="0"/>
-          <w:numId w:val="6"/>
-        </w:numPr>
-        <w:autoSpaceDE/>
-        <w:autoSpaceDN/>
-        <w:contextualSpacing/>
-        <w:jc w:val="both"/>
-        <w:rPr>
-          <w:rFonts w:ascii="Courier New" w:hAnsi="Courier New" w:cs="Courier New"/>
-          <w:lang w:eastAsia="ru-RU"/>
-        </w:rPr>
-      </w:pPr>
-      <w:r>
-        <w:rPr>
-          <w:rFonts w:ascii="Courier New" w:hAnsi="Courier New" w:cs="Courier New"/>
-          <w:lang w:eastAsia="ru-RU"/>
-        </w:rPr>
-        <w:t>#include &lt;</w:t>
-      </w:r>
-      <w:proofErr w:type="spellStart"/>
-      <w:r>
-        <w:rPr>
-          <w:rFonts w:ascii="Courier New" w:hAnsi="Courier New" w:cs="Courier New"/>
-          <w:lang w:eastAsia="ru-RU"/>
-        </w:rPr>
-        <w:t>iostream</w:t>
-      </w:r>
-      <w:proofErr w:type="spellEnd"/>
-      <w:r>
-        <w:rPr>
-          <w:rFonts w:ascii="Courier New" w:hAnsi="Courier New" w:cs="Courier New"/>
-          <w:lang w:eastAsia="ru-RU"/>
-        </w:rPr>
-        <w:t>&gt;</w:t>
-      </w:r>
-    </w:p>
-    <w:p>
-      <w:pPr>
-        <w:pStyle w:val="a4"/>
-        <w:widowControl/>
-        <w:numPr>
-          <w:ilvl w:val="0"/>
-          <w:numId w:val="6"/>
-        </w:numPr>
-        <w:autoSpaceDE/>
-        <w:autoSpaceDN/>
-        <w:contextualSpacing/>
-        <w:jc w:val="both"/>
-        <w:rPr>
-          <w:rFonts w:ascii="Courier New" w:hAnsi="Courier New" w:cs="Courier New"/>
-          <w:lang w:eastAsia="ru-RU"/>
-        </w:rPr>
-      </w:pPr>
-    </w:p>
-    <w:p>
-      <w:pPr>
-        <w:pStyle w:val="a4"/>
-        <w:widowControl/>
-        <w:numPr>
-          <w:ilvl w:val="0"/>
-          <w:numId w:val="6"/>
-        </w:numPr>
-        <w:autoSpaceDE/>
-        <w:autoSpaceDN/>
-        <w:contextualSpacing/>
-        <w:jc w:val="both"/>
-        <w:rPr>
-          <w:rFonts w:ascii="Courier New" w:hAnsi="Courier New" w:cs="Courier New"/>
-          <w:lang w:eastAsia="ru-RU"/>
-        </w:rPr>
-      </w:pPr>
-      <w:proofErr w:type="spellStart"/>
-      <w:r>
-        <w:rPr>
-          <w:rFonts w:ascii="Courier New" w:hAnsi="Courier New" w:cs="Courier New"/>
-          <w:lang w:eastAsia="ru-RU"/>
-        </w:rPr>
-        <w:t>class</w:t>
-      </w:r>
-      <w:proofErr w:type="spellEnd"/>
-      <w:r>
-        <w:rPr>
-          <w:rFonts w:ascii="Courier New" w:hAnsi="Courier New" w:cs="Courier New"/>
-          <w:lang w:eastAsia="ru-RU"/>
-        </w:rPr>
-        <w:t xml:space="preserve"> </w:t>
-      </w:r>
-      <w:proofErr w:type="spellStart"/>
-      <w:r>
-        <w:rPr>
-          <w:rFonts w:ascii="Courier New" w:hAnsi="Courier New" w:cs="Courier New"/>
-          <w:lang w:eastAsia="ru-RU"/>
-        </w:rPr>
-        <w:t>String</w:t>
-      </w:r>
-      <w:proofErr w:type="spellEnd"/>
+    </w:p>
+    <w:p>
+      <w:pPr>
+        <w:pStyle w:val="a4"/>
+        <w:widowControl/>
+        <w:numPr>
+          <w:ilvl w:val="0"/>
+          <w:numId w:val="6"/>
+        </w:numPr>
+        <w:autoSpaceDE/>
+        <w:autoSpaceDN/>
+        <w:contextualSpacing/>
+        <w:jc w:val="both"/>
+        <w:rPr>
+          <w:rFonts w:ascii="Courier New" w:hAnsi="Courier New" w:cs="Courier New"/>
+          <w:lang w:eastAsia="ru-RU"/>
+        </w:rPr>
+      </w:pPr>
+      <w:r>
+        <w:rPr>
+          <w:rFonts w:ascii="Courier New" w:hAnsi="Courier New" w:cs="Courier New"/>
+          <w:lang w:eastAsia="ru-RU"/>
+        </w:rPr>
+        <w:t>#include &lt;iostream&gt;</w:t>
+      </w:r>
+    </w:p>
+    <w:p>
+      <w:pPr>
+        <w:pStyle w:val="a4"/>
+        <w:widowControl/>
+        <w:numPr>
+          <w:ilvl w:val="0"/>
+          <w:numId w:val="6"/>
+        </w:numPr>
+        <w:autoSpaceDE/>
+        <w:autoSpaceDN/>
+        <w:contextualSpacing/>
+        <w:jc w:val="both"/>
+        <w:rPr>
+          <w:rFonts w:ascii="Courier New" w:hAnsi="Courier New" w:cs="Courier New"/>
+          <w:lang w:eastAsia="ru-RU"/>
+        </w:rPr>
+      </w:pPr>
+    </w:p>
+    <w:p>
+      <w:pPr>
+        <w:pStyle w:val="a4"/>
+        <w:widowControl/>
+        <w:numPr>
+          <w:ilvl w:val="0"/>
+          <w:numId w:val="6"/>
+        </w:numPr>
+        <w:autoSpaceDE/>
+        <w:autoSpaceDN/>
+        <w:contextualSpacing/>
+        <w:jc w:val="both"/>
+        <w:rPr>
+          <w:rFonts w:ascii="Courier New" w:hAnsi="Courier New" w:cs="Courier New"/>
+          <w:lang w:eastAsia="ru-RU"/>
+        </w:rPr>
+      </w:pPr>
+      <w:r>
+        <w:rPr>
+          <w:rFonts w:ascii="Courier New" w:hAnsi="Courier New" w:cs="Courier New"/>
+          <w:lang w:eastAsia="ru-RU"/>
+        </w:rPr>
+        <w:t>class String</w:t>
+      </w:r>
     </w:p>
     <w:p>
       <w:pPr>
@@ -2647,579 +2156,267 @@
           <w:lang w:eastAsia="ru-RU"/>
         </w:rPr>
       </w:pPr>
-      <w:proofErr w:type="spellStart"/>
       <w:r>
         <w:rPr>
           <w:rFonts w:ascii="Courier New" w:hAnsi="Courier New" w:cs="Courier New"/>
           <w:lang w:eastAsia="ru-RU"/>
         </w:rPr>
         <w:lastRenderedPageBreak/>
-        <w:t>public</w:t>
-      </w:r>
-      <w:proofErr w:type="spellEnd"/>
-      <w:r>
-        <w:rPr>
-          <w:rFonts w:ascii="Courier New" w:hAnsi="Courier New" w:cs="Courier New"/>
-          <w:lang w:eastAsia="ru-RU"/>
-        </w:rPr>
-        <w:t>:</w:t>
-      </w:r>
-    </w:p>
-    <w:p>
-      <w:pPr>
-        <w:pStyle w:val="a4"/>
-        <w:widowControl/>
-        <w:numPr>
-          <w:ilvl w:val="0"/>
-          <w:numId w:val="6"/>
-        </w:numPr>
-        <w:autoSpaceDE/>
-        <w:autoSpaceDN/>
-        <w:contextualSpacing/>
-        <w:jc w:val="both"/>
-        <w:rPr>
-          <w:rFonts w:ascii="Courier New" w:hAnsi="Courier New" w:cs="Courier New"/>
-          <w:lang w:eastAsia="ru-RU"/>
-        </w:rPr>
-      </w:pPr>
-      <w:r>
-        <w:rPr>
-          <w:rFonts w:ascii="Courier New" w:hAnsi="Courier New" w:cs="Courier New"/>
-          <w:lang w:eastAsia="ru-RU"/>
-        </w:rPr>
-        <w:t xml:space="preserve">    </w:t>
-      </w:r>
-      <w:proofErr w:type="spellStart"/>
-      <w:proofErr w:type="gramStart"/>
-      <w:r>
-        <w:rPr>
-          <w:rFonts w:ascii="Courier New" w:hAnsi="Courier New" w:cs="Courier New"/>
-          <w:lang w:eastAsia="ru-RU"/>
-        </w:rPr>
-        <w:t>String</w:t>
-      </w:r>
-      <w:proofErr w:type="spellEnd"/>
-      <w:r>
-        <w:rPr>
-          <w:rFonts w:ascii="Courier New" w:hAnsi="Courier New" w:cs="Courier New"/>
-          <w:lang w:eastAsia="ru-RU"/>
-        </w:rPr>
-        <w:t>(</w:t>
-      </w:r>
-      <w:proofErr w:type="spellStart"/>
-      <w:proofErr w:type="gramEnd"/>
-      <w:r>
-        <w:rPr>
-          <w:rFonts w:ascii="Courier New" w:hAnsi="Courier New" w:cs="Courier New"/>
-          <w:lang w:eastAsia="ru-RU"/>
-        </w:rPr>
-        <w:t>const</w:t>
-      </w:r>
-      <w:proofErr w:type="spellEnd"/>
-      <w:r>
-        <w:rPr>
-          <w:rFonts w:ascii="Courier New" w:hAnsi="Courier New" w:cs="Courier New"/>
-          <w:lang w:eastAsia="ru-RU"/>
-        </w:rPr>
-        <w:t xml:space="preserve"> </w:t>
-      </w:r>
-      <w:proofErr w:type="spellStart"/>
-      <w:r>
-        <w:rPr>
-          <w:rFonts w:ascii="Courier New" w:hAnsi="Courier New" w:cs="Courier New"/>
-          <w:lang w:eastAsia="ru-RU"/>
-        </w:rPr>
-        <w:t>char</w:t>
-      </w:r>
-      <w:proofErr w:type="spellEnd"/>
-      <w:r>
-        <w:rPr>
-          <w:rFonts w:ascii="Courier New" w:hAnsi="Courier New" w:cs="Courier New"/>
-          <w:lang w:eastAsia="ru-RU"/>
-        </w:rPr>
-        <w:t xml:space="preserve">* </w:t>
-      </w:r>
-      <w:proofErr w:type="spellStart"/>
-      <w:r>
-        <w:rPr>
-          <w:rFonts w:ascii="Courier New" w:hAnsi="Courier New" w:cs="Courier New"/>
-          <w:lang w:eastAsia="ru-RU"/>
-        </w:rPr>
-        <w:t>str</w:t>
-      </w:r>
-      <w:proofErr w:type="spellEnd"/>
-      <w:r>
-        <w:rPr>
-          <w:rFonts w:ascii="Courier New" w:hAnsi="Courier New" w:cs="Courier New"/>
-          <w:lang w:eastAsia="ru-RU"/>
-        </w:rPr>
-        <w:t>="");</w:t>
-      </w:r>
-    </w:p>
-    <w:p>
-      <w:pPr>
-        <w:pStyle w:val="a4"/>
-        <w:widowControl/>
-        <w:numPr>
-          <w:ilvl w:val="0"/>
-          <w:numId w:val="6"/>
-        </w:numPr>
-        <w:autoSpaceDE/>
-        <w:autoSpaceDN/>
-        <w:contextualSpacing/>
-        <w:jc w:val="both"/>
-        <w:rPr>
-          <w:rFonts w:ascii="Courier New" w:hAnsi="Courier New" w:cs="Courier New"/>
-          <w:lang w:eastAsia="ru-RU"/>
-        </w:rPr>
-      </w:pPr>
-      <w:r>
-        <w:rPr>
-          <w:rFonts w:ascii="Courier New" w:hAnsi="Courier New" w:cs="Courier New"/>
-          <w:lang w:eastAsia="ru-RU"/>
-        </w:rPr>
-        <w:t xml:space="preserve">    </w:t>
-      </w:r>
-      <w:proofErr w:type="spellStart"/>
-      <w:proofErr w:type="gramStart"/>
-      <w:r>
-        <w:rPr>
-          <w:rFonts w:ascii="Courier New" w:hAnsi="Courier New" w:cs="Courier New"/>
-          <w:lang w:eastAsia="ru-RU"/>
-        </w:rPr>
-        <w:t>String</w:t>
-      </w:r>
-      <w:proofErr w:type="spellEnd"/>
-      <w:r>
-        <w:rPr>
-          <w:rFonts w:ascii="Courier New" w:hAnsi="Courier New" w:cs="Courier New"/>
-          <w:lang w:eastAsia="ru-RU"/>
-        </w:rPr>
-        <w:t>(</w:t>
-      </w:r>
-      <w:proofErr w:type="spellStart"/>
-      <w:proofErr w:type="gramEnd"/>
-      <w:r>
-        <w:rPr>
-          <w:rFonts w:ascii="Courier New" w:hAnsi="Courier New" w:cs="Courier New"/>
-          <w:lang w:eastAsia="ru-RU"/>
-        </w:rPr>
-        <w:t>const</w:t>
-      </w:r>
-      <w:proofErr w:type="spellEnd"/>
-      <w:r>
-        <w:rPr>
-          <w:rFonts w:ascii="Courier New" w:hAnsi="Courier New" w:cs="Courier New"/>
-          <w:lang w:eastAsia="ru-RU"/>
-        </w:rPr>
-        <w:t xml:space="preserve"> </w:t>
-      </w:r>
-      <w:proofErr w:type="spellStart"/>
-      <w:r>
-        <w:rPr>
-          <w:rFonts w:ascii="Courier New" w:hAnsi="Courier New" w:cs="Courier New"/>
-          <w:lang w:eastAsia="ru-RU"/>
-        </w:rPr>
-        <w:t>String</w:t>
-      </w:r>
-      <w:proofErr w:type="spellEnd"/>
-      <w:r>
-        <w:rPr>
-          <w:rFonts w:ascii="Courier New" w:hAnsi="Courier New" w:cs="Courier New"/>
-          <w:lang w:eastAsia="ru-RU"/>
-        </w:rPr>
-        <w:t xml:space="preserve">&amp; </w:t>
-      </w:r>
-      <w:proofErr w:type="spellStart"/>
-      <w:r>
-        <w:rPr>
-          <w:rFonts w:ascii="Courier New" w:hAnsi="Courier New" w:cs="Courier New"/>
-          <w:lang w:eastAsia="ru-RU"/>
-        </w:rPr>
-        <w:t>other</w:t>
-      </w:r>
-      <w:proofErr w:type="spellEnd"/>
-      <w:r>
-        <w:rPr>
-          <w:rFonts w:ascii="Courier New" w:hAnsi="Courier New" w:cs="Courier New"/>
-          <w:lang w:eastAsia="ru-RU"/>
-        </w:rPr>
-        <w:t>);</w:t>
-      </w:r>
-    </w:p>
-    <w:p>
-      <w:pPr>
-        <w:pStyle w:val="a4"/>
-        <w:widowControl/>
-        <w:numPr>
-          <w:ilvl w:val="0"/>
-          <w:numId w:val="6"/>
-        </w:numPr>
-        <w:autoSpaceDE/>
-        <w:autoSpaceDN/>
-        <w:contextualSpacing/>
-        <w:jc w:val="both"/>
-        <w:rPr>
-          <w:rFonts w:ascii="Courier New" w:hAnsi="Courier New" w:cs="Courier New"/>
-          <w:lang w:eastAsia="ru-RU"/>
-        </w:rPr>
-      </w:pPr>
-      <w:r>
-        <w:rPr>
-          <w:rFonts w:ascii="Courier New" w:hAnsi="Courier New" w:cs="Courier New"/>
-          <w:lang w:eastAsia="ru-RU"/>
-        </w:rPr>
-        <w:t xml:space="preserve">    ~</w:t>
-      </w:r>
-      <w:proofErr w:type="spellStart"/>
-      <w:proofErr w:type="gramStart"/>
-      <w:r>
-        <w:rPr>
-          <w:rFonts w:ascii="Courier New" w:hAnsi="Courier New" w:cs="Courier New"/>
-          <w:lang w:eastAsia="ru-RU"/>
-        </w:rPr>
-        <w:t>String</w:t>
-      </w:r>
-      <w:proofErr w:type="spellEnd"/>
-      <w:r>
-        <w:rPr>
-          <w:rFonts w:ascii="Courier New" w:hAnsi="Courier New" w:cs="Courier New"/>
-          <w:lang w:eastAsia="ru-RU"/>
-        </w:rPr>
-        <w:t>(</w:t>
-      </w:r>
-      <w:proofErr w:type="gramEnd"/>
-      <w:r>
-        <w:rPr>
-          <w:rFonts w:ascii="Courier New" w:hAnsi="Courier New" w:cs="Courier New"/>
-          <w:lang w:eastAsia="ru-RU"/>
-        </w:rPr>
-        <w:t>);</w:t>
-      </w:r>
-    </w:p>
-    <w:p>
-      <w:pPr>
-        <w:pStyle w:val="a4"/>
-        <w:widowControl/>
-        <w:numPr>
-          <w:ilvl w:val="0"/>
-          <w:numId w:val="6"/>
-        </w:numPr>
-        <w:autoSpaceDE/>
-        <w:autoSpaceDN/>
-        <w:contextualSpacing/>
-        <w:jc w:val="both"/>
-        <w:rPr>
-          <w:rFonts w:ascii="Courier New" w:hAnsi="Courier New" w:cs="Courier New"/>
-          <w:lang w:eastAsia="ru-RU"/>
-        </w:rPr>
-      </w:pPr>
-    </w:p>
-    <w:p>
-      <w:pPr>
-        <w:pStyle w:val="a4"/>
-        <w:widowControl/>
-        <w:numPr>
-          <w:ilvl w:val="0"/>
-          <w:numId w:val="6"/>
-        </w:numPr>
-        <w:autoSpaceDE/>
-        <w:autoSpaceDN/>
-        <w:contextualSpacing/>
-        <w:jc w:val="both"/>
-        <w:rPr>
-          <w:rFonts w:ascii="Courier New" w:hAnsi="Courier New" w:cs="Courier New"/>
-          <w:lang w:val="en-US" w:eastAsia="ru-RU"/>
-        </w:rPr>
-      </w:pPr>
-      <w:r>
-        <w:rPr>
-          <w:rFonts w:ascii="Courier New" w:hAnsi="Courier New" w:cs="Courier New"/>
-          <w:lang w:val="en-US" w:eastAsia="ru-RU"/>
-        </w:rPr>
-        <w:t xml:space="preserve">    String operator</w:t>
-      </w:r>
-      <w:proofErr w:type="gramStart"/>
-      <w:r>
-        <w:rPr>
-          <w:rFonts w:ascii="Courier New" w:hAnsi="Courier New" w:cs="Courier New"/>
-          <w:lang w:val="en-US" w:eastAsia="ru-RU"/>
-        </w:rPr>
-        <w:t>+(</w:t>
-      </w:r>
-      <w:proofErr w:type="gramEnd"/>
-      <w:r>
-        <w:rPr>
-          <w:rFonts w:ascii="Courier New" w:hAnsi="Courier New" w:cs="Courier New"/>
-          <w:lang w:val="en-US" w:eastAsia="ru-RU"/>
-        </w:rPr>
-        <w:t>const String&amp; other) const;</w:t>
-      </w:r>
-    </w:p>
-    <w:p>
-      <w:pPr>
-        <w:pStyle w:val="a4"/>
-        <w:widowControl/>
-        <w:numPr>
-          <w:ilvl w:val="0"/>
-          <w:numId w:val="6"/>
-        </w:numPr>
-        <w:autoSpaceDE/>
-        <w:autoSpaceDN/>
-        <w:contextualSpacing/>
-        <w:jc w:val="both"/>
-        <w:rPr>
-          <w:rFonts w:ascii="Courier New" w:hAnsi="Courier New" w:cs="Courier New"/>
-          <w:lang w:val="en-US" w:eastAsia="ru-RU"/>
-        </w:rPr>
-      </w:pPr>
-    </w:p>
-    <w:p>
-      <w:pPr>
-        <w:pStyle w:val="a4"/>
-        <w:widowControl/>
-        <w:numPr>
-          <w:ilvl w:val="0"/>
-          <w:numId w:val="6"/>
-        </w:numPr>
-        <w:autoSpaceDE/>
-        <w:autoSpaceDN/>
-        <w:contextualSpacing/>
-        <w:jc w:val="both"/>
-        <w:rPr>
-          <w:rFonts w:ascii="Courier New" w:hAnsi="Courier New" w:cs="Courier New"/>
-          <w:lang w:val="en-US" w:eastAsia="ru-RU"/>
-        </w:rPr>
-      </w:pPr>
-      <w:r>
-        <w:rPr>
-          <w:rFonts w:ascii="Courier New" w:hAnsi="Courier New" w:cs="Courier New"/>
-          <w:lang w:val="en-US" w:eastAsia="ru-RU"/>
-        </w:rPr>
-        <w:t xml:space="preserve">    friend </w:t>
-      </w:r>
-      <w:proofErr w:type="gramStart"/>
-      <w:r>
-        <w:rPr>
-          <w:rFonts w:ascii="Courier New" w:hAnsi="Courier New" w:cs="Courier New"/>
-          <w:lang w:val="en-US" w:eastAsia="ru-RU"/>
-        </w:rPr>
-        <w:t>std::</w:t>
-      </w:r>
-      <w:proofErr w:type="spellStart"/>
-      <w:proofErr w:type="gramEnd"/>
-      <w:r>
-        <w:rPr>
-          <w:rFonts w:ascii="Courier New" w:hAnsi="Courier New" w:cs="Courier New"/>
-          <w:lang w:val="en-US" w:eastAsia="ru-RU"/>
-        </w:rPr>
-        <w:t>ostream</w:t>
-      </w:r>
-      <w:proofErr w:type="spellEnd"/>
-      <w:r>
-        <w:rPr>
-          <w:rFonts w:ascii="Courier New" w:hAnsi="Courier New" w:cs="Courier New"/>
-          <w:lang w:val="en-US" w:eastAsia="ru-RU"/>
-        </w:rPr>
-        <w:t>&amp; operator&lt;&lt;(std::</w:t>
-      </w:r>
-      <w:proofErr w:type="spellStart"/>
-      <w:r>
-        <w:rPr>
-          <w:rFonts w:ascii="Courier New" w:hAnsi="Courier New" w:cs="Courier New"/>
-          <w:lang w:val="en-US" w:eastAsia="ru-RU"/>
-        </w:rPr>
-        <w:t>ostream</w:t>
-      </w:r>
-      <w:proofErr w:type="spellEnd"/>
-      <w:r>
-        <w:rPr>
-          <w:rFonts w:ascii="Courier New" w:hAnsi="Courier New" w:cs="Courier New"/>
-          <w:lang w:val="en-US" w:eastAsia="ru-RU"/>
-        </w:rPr>
-        <w:t xml:space="preserve">&amp; </w:t>
-      </w:r>
-      <w:proofErr w:type="spellStart"/>
-      <w:r>
-        <w:rPr>
-          <w:rFonts w:ascii="Courier New" w:hAnsi="Courier New" w:cs="Courier New"/>
-          <w:lang w:val="en-US" w:eastAsia="ru-RU"/>
-        </w:rPr>
-        <w:t>os</w:t>
-      </w:r>
-      <w:proofErr w:type="spellEnd"/>
-      <w:r>
-        <w:rPr>
-          <w:rFonts w:ascii="Courier New" w:hAnsi="Courier New" w:cs="Courier New"/>
-          <w:lang w:val="en-US" w:eastAsia="ru-RU"/>
-        </w:rPr>
-        <w:t>, const String&amp; str);</w:t>
-      </w:r>
-    </w:p>
-    <w:p>
-      <w:pPr>
-        <w:pStyle w:val="a4"/>
-        <w:widowControl/>
-        <w:numPr>
-          <w:ilvl w:val="0"/>
-          <w:numId w:val="6"/>
-        </w:numPr>
-        <w:autoSpaceDE/>
-        <w:autoSpaceDN/>
-        <w:contextualSpacing/>
-        <w:jc w:val="both"/>
-        <w:rPr>
-          <w:rFonts w:ascii="Courier New" w:hAnsi="Courier New" w:cs="Courier New"/>
-          <w:lang w:val="en-US" w:eastAsia="ru-RU"/>
-        </w:rPr>
-      </w:pPr>
-    </w:p>
-    <w:p>
-      <w:pPr>
-        <w:pStyle w:val="a4"/>
-        <w:widowControl/>
-        <w:numPr>
-          <w:ilvl w:val="0"/>
-          <w:numId w:val="6"/>
-        </w:numPr>
-        <w:autoSpaceDE/>
-        <w:autoSpaceDN/>
-        <w:contextualSpacing/>
-        <w:jc w:val="both"/>
-        <w:rPr>
-          <w:rFonts w:ascii="Courier New" w:hAnsi="Courier New" w:cs="Courier New"/>
-          <w:lang w:eastAsia="ru-RU"/>
-        </w:rPr>
-      </w:pPr>
-      <w:proofErr w:type="spellStart"/>
-      <w:r>
-        <w:rPr>
-          <w:rFonts w:ascii="Courier New" w:hAnsi="Courier New" w:cs="Courier New"/>
-          <w:lang w:eastAsia="ru-RU"/>
-        </w:rPr>
-        <w:t>private</w:t>
-      </w:r>
-      <w:proofErr w:type="spellEnd"/>
-      <w:r>
-        <w:rPr>
-          <w:rFonts w:ascii="Courier New" w:hAnsi="Courier New" w:cs="Courier New"/>
-          <w:lang w:eastAsia="ru-RU"/>
-        </w:rPr>
-        <w:t>:</w:t>
-      </w:r>
-    </w:p>
-    <w:p>
-      <w:pPr>
-        <w:pStyle w:val="a4"/>
-        <w:widowControl/>
-        <w:numPr>
-          <w:ilvl w:val="0"/>
-          <w:numId w:val="6"/>
-        </w:numPr>
-        <w:autoSpaceDE/>
-        <w:autoSpaceDN/>
-        <w:contextualSpacing/>
-        <w:jc w:val="both"/>
-        <w:rPr>
-          <w:rFonts w:ascii="Courier New" w:hAnsi="Courier New" w:cs="Courier New"/>
-          <w:lang w:eastAsia="ru-RU"/>
-        </w:rPr>
-      </w:pPr>
-      <w:r>
-        <w:rPr>
-          <w:rFonts w:ascii="Courier New" w:hAnsi="Courier New" w:cs="Courier New"/>
-          <w:lang w:eastAsia="ru-RU"/>
-        </w:rPr>
-        <w:t xml:space="preserve">    </w:t>
-      </w:r>
-      <w:proofErr w:type="spellStart"/>
-      <w:r>
-        <w:rPr>
-          <w:rFonts w:ascii="Courier New" w:hAnsi="Courier New" w:cs="Courier New"/>
-          <w:lang w:eastAsia="ru-RU"/>
-        </w:rPr>
-        <w:t>char</w:t>
-      </w:r>
-      <w:proofErr w:type="spellEnd"/>
-      <w:r>
-        <w:rPr>
-          <w:rFonts w:ascii="Courier New" w:hAnsi="Courier New" w:cs="Courier New"/>
-          <w:lang w:eastAsia="ru-RU"/>
-        </w:rPr>
-        <w:t xml:space="preserve">* </w:t>
-      </w:r>
-      <w:proofErr w:type="spellStart"/>
-      <w:r>
-        <w:rPr>
-          <w:rFonts w:ascii="Courier New" w:hAnsi="Courier New" w:cs="Courier New"/>
-          <w:lang w:eastAsia="ru-RU"/>
-        </w:rPr>
-        <w:t>inputStr</w:t>
-      </w:r>
-      <w:proofErr w:type="spellEnd"/>
-      <w:r>
-        <w:rPr>
-          <w:rFonts w:ascii="Courier New" w:hAnsi="Courier New" w:cs="Courier New"/>
-          <w:lang w:eastAsia="ru-RU"/>
-        </w:rPr>
-        <w:t>;</w:t>
-      </w:r>
-    </w:p>
-    <w:p>
-      <w:pPr>
-        <w:pStyle w:val="a4"/>
-        <w:widowControl/>
-        <w:numPr>
-          <w:ilvl w:val="0"/>
-          <w:numId w:val="6"/>
-        </w:numPr>
-        <w:autoSpaceDE/>
-        <w:autoSpaceDN/>
-        <w:contextualSpacing/>
-        <w:jc w:val="both"/>
-        <w:rPr>
-          <w:rFonts w:ascii="Courier New" w:hAnsi="Courier New" w:cs="Courier New"/>
-          <w:lang w:eastAsia="ru-RU"/>
-        </w:rPr>
-      </w:pPr>
-      <w:r>
-        <w:rPr>
-          <w:rFonts w:ascii="Courier New" w:hAnsi="Courier New" w:cs="Courier New"/>
-          <w:lang w:eastAsia="ru-RU"/>
-        </w:rPr>
-        <w:t xml:space="preserve">    </w:t>
-      </w:r>
-      <w:proofErr w:type="spellStart"/>
-      <w:r>
-        <w:rPr>
-          <w:rFonts w:ascii="Courier New" w:hAnsi="Courier New" w:cs="Courier New"/>
-          <w:lang w:eastAsia="ru-RU"/>
-        </w:rPr>
-        <w:t>int</w:t>
-      </w:r>
-      <w:proofErr w:type="spellEnd"/>
-      <w:r>
-        <w:rPr>
-          <w:rFonts w:ascii="Courier New" w:hAnsi="Courier New" w:cs="Courier New"/>
-          <w:lang w:eastAsia="ru-RU"/>
-        </w:rPr>
-        <w:t xml:space="preserve"> </w:t>
-      </w:r>
-      <w:proofErr w:type="spellStart"/>
-      <w:r>
-        <w:rPr>
-          <w:rFonts w:ascii="Courier New" w:hAnsi="Courier New" w:cs="Courier New"/>
-          <w:lang w:eastAsia="ru-RU"/>
-        </w:rPr>
-        <w:t>str_length</w:t>
-      </w:r>
-      <w:proofErr w:type="spellEnd"/>
-      <w:r>
-        <w:rPr>
-          <w:rFonts w:ascii="Courier New" w:hAnsi="Courier New" w:cs="Courier New"/>
-          <w:lang w:eastAsia="ru-RU"/>
-        </w:rPr>
-        <w:t>;</w:t>
+        <w:t>public:</w:t>
+      </w:r>
+    </w:p>
+    <w:p>
+      <w:pPr>
+        <w:pStyle w:val="a4"/>
+        <w:widowControl/>
+        <w:numPr>
+          <w:ilvl w:val="0"/>
+          <w:numId w:val="6"/>
+        </w:numPr>
+        <w:autoSpaceDE/>
+        <w:autoSpaceDN/>
+        <w:contextualSpacing/>
+        <w:jc w:val="both"/>
+        <w:rPr>
+          <w:rFonts w:ascii="Courier New" w:hAnsi="Courier New" w:cs="Courier New"/>
+          <w:lang w:eastAsia="ru-RU"/>
+        </w:rPr>
+      </w:pPr>
+      <w:r>
+        <w:rPr>
+          <w:rFonts w:ascii="Courier New" w:hAnsi="Courier New" w:cs="Courier New"/>
+          <w:lang w:eastAsia="ru-RU"/>
+        </w:rPr>
+        <w:t xml:space="preserve">    String(const char* str="");</w:t>
+      </w:r>
+    </w:p>
+    <w:p>
+      <w:pPr>
+        <w:pStyle w:val="a4"/>
+        <w:widowControl/>
+        <w:numPr>
+          <w:ilvl w:val="0"/>
+          <w:numId w:val="6"/>
+        </w:numPr>
+        <w:autoSpaceDE/>
+        <w:autoSpaceDN/>
+        <w:contextualSpacing/>
+        <w:jc w:val="both"/>
+        <w:rPr>
+          <w:rFonts w:ascii="Courier New" w:hAnsi="Courier New" w:cs="Courier New"/>
+          <w:lang w:eastAsia="ru-RU"/>
+        </w:rPr>
+      </w:pPr>
+      <w:r>
+        <w:rPr>
+          <w:rFonts w:ascii="Courier New" w:hAnsi="Courier New" w:cs="Courier New"/>
+          <w:lang w:eastAsia="ru-RU"/>
+        </w:rPr>
+        <w:t xml:space="preserve">    String(const String&amp; other);</w:t>
+      </w:r>
+    </w:p>
+    <w:p>
+      <w:pPr>
+        <w:pStyle w:val="a4"/>
+        <w:widowControl/>
+        <w:numPr>
+          <w:ilvl w:val="0"/>
+          <w:numId w:val="6"/>
+        </w:numPr>
+        <w:autoSpaceDE/>
+        <w:autoSpaceDN/>
+        <w:contextualSpacing/>
+        <w:jc w:val="both"/>
+        <w:rPr>
+          <w:rFonts w:ascii="Courier New" w:hAnsi="Courier New" w:cs="Courier New"/>
+          <w:lang w:eastAsia="ru-RU"/>
+        </w:rPr>
+      </w:pPr>
+      <w:r>
+        <w:rPr>
+          <w:rFonts w:ascii="Courier New" w:hAnsi="Courier New" w:cs="Courier New"/>
+          <w:lang w:eastAsia="ru-RU"/>
+        </w:rPr>
+        <w:t xml:space="preserve">    ~String();</w:t>
+      </w:r>
+    </w:p>
+    <w:p>
+      <w:pPr>
+        <w:pStyle w:val="a4"/>
+        <w:widowControl/>
+        <w:numPr>
+          <w:ilvl w:val="0"/>
+          <w:numId w:val="6"/>
+        </w:numPr>
+        <w:autoSpaceDE/>
+        <w:autoSpaceDN/>
+        <w:contextualSpacing/>
+        <w:jc w:val="both"/>
+        <w:rPr>
+          <w:rFonts w:ascii="Courier New" w:hAnsi="Courier New" w:cs="Courier New"/>
+          <w:lang w:eastAsia="ru-RU"/>
+        </w:rPr>
+      </w:pPr>
+    </w:p>
+    <w:p>
+      <w:pPr>
+        <w:pStyle w:val="a4"/>
+        <w:widowControl/>
+        <w:numPr>
+          <w:ilvl w:val="0"/>
+          <w:numId w:val="6"/>
+        </w:numPr>
+        <w:autoSpaceDE/>
+        <w:autoSpaceDN/>
+        <w:contextualSpacing/>
+        <w:jc w:val="both"/>
+        <w:rPr>
+          <w:rFonts w:ascii="Courier New" w:hAnsi="Courier New" w:cs="Courier New"/>
+          <w:lang w:val="en-US" w:eastAsia="ru-RU"/>
+        </w:rPr>
+      </w:pPr>
+      <w:r>
+        <w:rPr>
+          <w:rFonts w:ascii="Courier New" w:hAnsi="Courier New" w:cs="Courier New"/>
+          <w:lang w:val="en-US" w:eastAsia="ru-RU"/>
+        </w:rPr>
+        <w:t xml:space="preserve">    String operator+(const String&amp; other) const;</w:t>
+      </w:r>
+    </w:p>
+    <w:p>
+      <w:pPr>
+        <w:pStyle w:val="a4"/>
+        <w:widowControl/>
+        <w:numPr>
+          <w:ilvl w:val="0"/>
+          <w:numId w:val="6"/>
+        </w:numPr>
+        <w:autoSpaceDE/>
+        <w:autoSpaceDN/>
+        <w:contextualSpacing/>
+        <w:jc w:val="both"/>
+        <w:rPr>
+          <w:rFonts w:ascii="Courier New" w:hAnsi="Courier New" w:cs="Courier New"/>
+          <w:lang w:val="en-US" w:eastAsia="ru-RU"/>
+        </w:rPr>
+      </w:pPr>
+    </w:p>
+    <w:p>
+      <w:pPr>
+        <w:pStyle w:val="a4"/>
+        <w:widowControl/>
+        <w:numPr>
+          <w:ilvl w:val="0"/>
+          <w:numId w:val="6"/>
+        </w:numPr>
+        <w:autoSpaceDE/>
+        <w:autoSpaceDN/>
+        <w:contextualSpacing/>
+        <w:jc w:val="both"/>
+        <w:rPr>
+          <w:rFonts w:ascii="Courier New" w:hAnsi="Courier New" w:cs="Courier New"/>
+          <w:lang w:val="en-US" w:eastAsia="ru-RU"/>
+        </w:rPr>
+      </w:pPr>
+      <w:r>
+        <w:rPr>
+          <w:rFonts w:ascii="Courier New" w:hAnsi="Courier New" w:cs="Courier New"/>
+          <w:lang w:val="en-US" w:eastAsia="ru-RU"/>
+        </w:rPr>
+        <w:t xml:space="preserve">    friend std::ostream&amp; operator&lt;&lt;(std::ostream&amp; os, const String&amp; str);</w:t>
+      </w:r>
+    </w:p>
+    <w:p>
+      <w:pPr>
+        <w:pStyle w:val="a4"/>
+        <w:widowControl/>
+        <w:numPr>
+          <w:ilvl w:val="0"/>
+          <w:numId w:val="6"/>
+        </w:numPr>
+        <w:autoSpaceDE/>
+        <w:autoSpaceDN/>
+        <w:contextualSpacing/>
+        <w:jc w:val="both"/>
+        <w:rPr>
+          <w:rFonts w:ascii="Courier New" w:hAnsi="Courier New" w:cs="Courier New"/>
+          <w:lang w:val="en-US" w:eastAsia="ru-RU"/>
+        </w:rPr>
+      </w:pPr>
+    </w:p>
+    <w:p>
+      <w:pPr>
+        <w:pStyle w:val="a4"/>
+        <w:widowControl/>
+        <w:numPr>
+          <w:ilvl w:val="0"/>
+          <w:numId w:val="6"/>
+        </w:numPr>
+        <w:autoSpaceDE/>
+        <w:autoSpaceDN/>
+        <w:contextualSpacing/>
+        <w:jc w:val="both"/>
+        <w:rPr>
+          <w:rFonts w:ascii="Courier New" w:hAnsi="Courier New" w:cs="Courier New"/>
+          <w:lang w:eastAsia="ru-RU"/>
+        </w:rPr>
+      </w:pPr>
+      <w:r>
+        <w:rPr>
+          <w:rFonts w:ascii="Courier New" w:hAnsi="Courier New" w:cs="Courier New"/>
+          <w:lang w:eastAsia="ru-RU"/>
+        </w:rPr>
+        <w:t>private:</w:t>
+      </w:r>
+    </w:p>
+    <w:p>
+      <w:pPr>
+        <w:pStyle w:val="a4"/>
+        <w:widowControl/>
+        <w:numPr>
+          <w:ilvl w:val="0"/>
+          <w:numId w:val="6"/>
+        </w:numPr>
+        <w:autoSpaceDE/>
+        <w:autoSpaceDN/>
+        <w:contextualSpacing/>
+        <w:jc w:val="both"/>
+        <w:rPr>
+          <w:rFonts w:ascii="Courier New" w:hAnsi="Courier New" w:cs="Courier New"/>
+          <w:lang w:eastAsia="ru-RU"/>
+        </w:rPr>
+      </w:pPr>
+      <w:r>
+        <w:rPr>
+          <w:rFonts w:ascii="Courier New" w:hAnsi="Courier New" w:cs="Courier New"/>
+          <w:lang w:eastAsia="ru-RU"/>
+        </w:rPr>
+        <w:t xml:space="preserve">    char* inputStr;</w:t>
+      </w:r>
+    </w:p>
+    <w:p>
+      <w:pPr>
+        <w:pStyle w:val="a4"/>
+        <w:widowControl/>
+        <w:numPr>
+          <w:ilvl w:val="0"/>
+          <w:numId w:val="6"/>
+        </w:numPr>
+        <w:autoSpaceDE/>
+        <w:autoSpaceDN/>
+        <w:contextualSpacing/>
+        <w:jc w:val="both"/>
+        <w:rPr>
+          <w:rFonts w:ascii="Courier New" w:hAnsi="Courier New" w:cs="Courier New"/>
+          <w:lang w:eastAsia="ru-RU"/>
+        </w:rPr>
+      </w:pPr>
+      <w:r>
+        <w:rPr>
+          <w:rFonts w:ascii="Courier New" w:hAnsi="Courier New" w:cs="Courier New"/>
+          <w:lang w:eastAsia="ru-RU"/>
+        </w:rPr>
+        <w:t xml:space="preserve">    int str_length;</w:t>
       </w:r>
     </w:p>
     <w:p>
@@ -3355,75 +2552,50 @@
           <w:rFonts w:ascii="Courier New" w:hAnsi="Courier New" w:cs="Courier New"/>
           <w:lang w:val="en-US" w:eastAsia="ru-RU"/>
         </w:rPr>
-        <w:t>#include "</w:t>
-      </w:r>
-      <w:proofErr w:type="spellStart"/>
-      <w:r>
-        <w:rPr>
-          <w:rFonts w:ascii="Courier New" w:hAnsi="Courier New" w:cs="Courier New"/>
-          <w:lang w:val="en-US" w:eastAsia="ru-RU"/>
-        </w:rPr>
-        <w:t>String.h</w:t>
-      </w:r>
-      <w:proofErr w:type="spellEnd"/>
-      <w:r>
-        <w:rPr>
-          <w:rFonts w:ascii="Courier New" w:hAnsi="Courier New" w:cs="Courier New"/>
-          <w:lang w:val="en-US" w:eastAsia="ru-RU"/>
-        </w:rPr>
-        <w:t>"</w:t>
-      </w:r>
-    </w:p>
-    <w:p>
-      <w:pPr>
-        <w:pStyle w:val="a4"/>
-        <w:widowControl/>
-        <w:numPr>
-          <w:ilvl w:val="0"/>
-          <w:numId w:val="6"/>
-        </w:numPr>
-        <w:autoSpaceDE/>
-        <w:autoSpaceDN/>
-        <w:contextualSpacing/>
-        <w:jc w:val="both"/>
-        <w:rPr>
-          <w:rFonts w:ascii="Courier New" w:hAnsi="Courier New" w:cs="Courier New"/>
-          <w:lang w:val="en-US" w:eastAsia="ru-RU"/>
-        </w:rPr>
-      </w:pPr>
-    </w:p>
-    <w:p>
-      <w:pPr>
-        <w:pStyle w:val="a4"/>
-        <w:widowControl/>
-        <w:numPr>
-          <w:ilvl w:val="0"/>
-          <w:numId w:val="6"/>
-        </w:numPr>
-        <w:autoSpaceDE/>
-        <w:autoSpaceDN/>
-        <w:contextualSpacing/>
-        <w:jc w:val="both"/>
-        <w:rPr>
-          <w:rFonts w:ascii="Courier New" w:hAnsi="Courier New" w:cs="Courier New"/>
-          <w:lang w:val="en-US" w:eastAsia="ru-RU"/>
-        </w:rPr>
-      </w:pPr>
-      <w:proofErr w:type="gramStart"/>
-      <w:r>
-        <w:rPr>
-          <w:rFonts w:ascii="Courier New" w:hAnsi="Courier New" w:cs="Courier New"/>
-          <w:lang w:val="en-US" w:eastAsia="ru-RU"/>
-        </w:rPr>
-        <w:t>String::</w:t>
-      </w:r>
-      <w:proofErr w:type="gramEnd"/>
-      <w:r>
-        <w:rPr>
-          <w:rFonts w:ascii="Courier New" w:hAnsi="Courier New" w:cs="Courier New"/>
-          <w:lang w:val="en-US" w:eastAsia="ru-RU"/>
-        </w:rPr>
-        <w:t>String(const char* str)</w:t>
+        <w:t>#include "String.h"</w:t>
+      </w:r>
+    </w:p>
+    <w:p>
+      <w:pPr>
+        <w:pStyle w:val="a4"/>
+        <w:widowControl/>
+        <w:numPr>
+          <w:ilvl w:val="0"/>
+          <w:numId w:val="6"/>
+        </w:numPr>
+        <w:autoSpaceDE/>
+        <w:autoSpaceDN/>
+        <w:contextualSpacing/>
+        <w:jc w:val="both"/>
+        <w:rPr>
+          <w:rFonts w:ascii="Courier New" w:hAnsi="Courier New" w:cs="Courier New"/>
+          <w:lang w:val="en-US" w:eastAsia="ru-RU"/>
+        </w:rPr>
+      </w:pPr>
+    </w:p>
+    <w:p>
+      <w:pPr>
+        <w:pStyle w:val="a4"/>
+        <w:widowControl/>
+        <w:numPr>
+          <w:ilvl w:val="0"/>
+          <w:numId w:val="6"/>
+        </w:numPr>
+        <w:autoSpaceDE/>
+        <w:autoSpaceDN/>
+        <w:contextualSpacing/>
+        <w:jc w:val="both"/>
+        <w:rPr>
+          <w:rFonts w:ascii="Courier New" w:hAnsi="Courier New" w:cs="Courier New"/>
+          <w:lang w:val="en-US" w:eastAsia="ru-RU"/>
+        </w:rPr>
+      </w:pPr>
+      <w:r>
+        <w:rPr>
+          <w:rFonts w:ascii="Courier New" w:hAnsi="Courier New" w:cs="Courier New"/>
+          <w:lang w:val="en-US" w:eastAsia="ru-RU"/>
+        </w:rPr>
+        <w:t>String::String(const char* str)</w:t>
       </w:r>
     </w:p>
     <w:p>
@@ -3473,183 +2645,551 @@
           <w:rFonts w:ascii="Courier New" w:hAnsi="Courier New" w:cs="Courier New"/>
           <w:lang w:val="en-US" w:eastAsia="ru-RU"/>
         </w:rPr>
+        <w:t xml:space="preserve">    str_length = strlen(str);</w:t>
+      </w:r>
+    </w:p>
+    <w:p>
+      <w:pPr>
+        <w:pStyle w:val="a4"/>
+        <w:widowControl/>
+        <w:numPr>
+          <w:ilvl w:val="0"/>
+          <w:numId w:val="6"/>
+        </w:numPr>
+        <w:autoSpaceDE/>
+        <w:autoSpaceDN/>
+        <w:contextualSpacing/>
+        <w:jc w:val="both"/>
+        <w:rPr>
+          <w:rFonts w:ascii="Courier New" w:hAnsi="Courier New" w:cs="Courier New"/>
+          <w:lang w:val="en-US" w:eastAsia="ru-RU"/>
+        </w:rPr>
+      </w:pPr>
+      <w:r>
+        <w:rPr>
+          <w:rFonts w:ascii="Courier New" w:hAnsi="Courier New" w:cs="Courier New"/>
+          <w:lang w:val="en-US" w:eastAsia="ru-RU"/>
+        </w:rPr>
+        <w:t xml:space="preserve">    inputStr = new char[str_length + 1];</w:t>
+      </w:r>
+    </w:p>
+    <w:p>
+      <w:pPr>
+        <w:pStyle w:val="a4"/>
+        <w:widowControl/>
+        <w:numPr>
+          <w:ilvl w:val="0"/>
+          <w:numId w:val="6"/>
+        </w:numPr>
+        <w:autoSpaceDE/>
+        <w:autoSpaceDN/>
+        <w:contextualSpacing/>
+        <w:jc w:val="both"/>
+        <w:rPr>
+          <w:rFonts w:ascii="Courier New" w:hAnsi="Courier New" w:cs="Courier New"/>
+          <w:lang w:val="en-US" w:eastAsia="ru-RU"/>
+        </w:rPr>
+      </w:pPr>
+      <w:r>
+        <w:rPr>
+          <w:rFonts w:ascii="Courier New" w:hAnsi="Courier New" w:cs="Courier New"/>
+          <w:lang w:val="en-US" w:eastAsia="ru-RU"/>
+        </w:rPr>
+        <w:t xml:space="preserve">    strcpy(inputStr, str);</w:t>
+      </w:r>
+    </w:p>
+    <w:p>
+      <w:pPr>
+        <w:pStyle w:val="a4"/>
+        <w:widowControl/>
+        <w:numPr>
+          <w:ilvl w:val="0"/>
+          <w:numId w:val="6"/>
+        </w:numPr>
+        <w:autoSpaceDE/>
+        <w:autoSpaceDN/>
+        <w:contextualSpacing/>
+        <w:jc w:val="both"/>
+        <w:rPr>
+          <w:rFonts w:ascii="Courier New" w:hAnsi="Courier New" w:cs="Courier New"/>
+          <w:lang w:val="en-US" w:eastAsia="ru-RU"/>
+        </w:rPr>
+      </w:pPr>
+      <w:r>
+        <w:rPr>
+          <w:rFonts w:ascii="Courier New" w:hAnsi="Courier New" w:cs="Courier New"/>
+          <w:lang w:val="en-US" w:eastAsia="ru-RU"/>
+        </w:rPr>
+        <w:t>}</w:t>
+      </w:r>
+    </w:p>
+    <w:p>
+      <w:pPr>
+        <w:pStyle w:val="a4"/>
+        <w:widowControl/>
+        <w:numPr>
+          <w:ilvl w:val="0"/>
+          <w:numId w:val="6"/>
+        </w:numPr>
+        <w:autoSpaceDE/>
+        <w:autoSpaceDN/>
+        <w:contextualSpacing/>
+        <w:jc w:val="both"/>
+        <w:rPr>
+          <w:rFonts w:ascii="Courier New" w:hAnsi="Courier New" w:cs="Courier New"/>
+          <w:lang w:val="en-US" w:eastAsia="ru-RU"/>
+        </w:rPr>
+      </w:pPr>
+    </w:p>
+    <w:p>
+      <w:pPr>
+        <w:pStyle w:val="a4"/>
+        <w:widowControl/>
+        <w:numPr>
+          <w:ilvl w:val="0"/>
+          <w:numId w:val="6"/>
+        </w:numPr>
+        <w:autoSpaceDE/>
+        <w:autoSpaceDN/>
+        <w:contextualSpacing/>
+        <w:jc w:val="both"/>
+        <w:rPr>
+          <w:rFonts w:ascii="Courier New" w:hAnsi="Courier New" w:cs="Courier New"/>
+          <w:lang w:val="en-US" w:eastAsia="ru-RU"/>
+        </w:rPr>
+      </w:pPr>
+      <w:r>
+        <w:rPr>
+          <w:rFonts w:ascii="Courier New" w:hAnsi="Courier New" w:cs="Courier New"/>
+          <w:lang w:val="en-US" w:eastAsia="ru-RU"/>
+        </w:rPr>
+        <w:t>String::String(const String&amp; other)</w:t>
+      </w:r>
+    </w:p>
+    <w:p>
+      <w:pPr>
+        <w:pStyle w:val="a4"/>
+        <w:widowControl/>
+        <w:numPr>
+          <w:ilvl w:val="0"/>
+          <w:numId w:val="6"/>
+        </w:numPr>
+        <w:autoSpaceDE/>
+        <w:autoSpaceDN/>
+        <w:contextualSpacing/>
+        <w:jc w:val="both"/>
+        <w:rPr>
+          <w:rFonts w:ascii="Courier New" w:hAnsi="Courier New" w:cs="Courier New"/>
+          <w:lang w:val="en-US" w:eastAsia="ru-RU"/>
+        </w:rPr>
+      </w:pPr>
+      <w:r>
+        <w:rPr>
+          <w:rFonts w:ascii="Courier New" w:hAnsi="Courier New" w:cs="Courier New"/>
+          <w:lang w:val="en-US" w:eastAsia="ru-RU"/>
+        </w:rPr>
+        <w:t>{</w:t>
+      </w:r>
+    </w:p>
+    <w:p>
+      <w:pPr>
+        <w:pStyle w:val="a4"/>
+        <w:widowControl/>
+        <w:numPr>
+          <w:ilvl w:val="0"/>
+          <w:numId w:val="6"/>
+        </w:numPr>
+        <w:autoSpaceDE/>
+        <w:autoSpaceDN/>
+        <w:contextualSpacing/>
+        <w:jc w:val="both"/>
+        <w:rPr>
+          <w:rFonts w:ascii="Courier New" w:hAnsi="Courier New" w:cs="Courier New"/>
+          <w:lang w:val="en-US" w:eastAsia="ru-RU"/>
+        </w:rPr>
+      </w:pPr>
+      <w:r>
+        <w:rPr>
+          <w:rFonts w:ascii="Courier New" w:hAnsi="Courier New" w:cs="Courier New"/>
+          <w:lang w:val="en-US" w:eastAsia="ru-RU"/>
+        </w:rPr>
+        <w:t xml:space="preserve">    str_length = other.str_length;</w:t>
+      </w:r>
+    </w:p>
+    <w:p>
+      <w:pPr>
+        <w:pStyle w:val="a4"/>
+        <w:widowControl/>
+        <w:numPr>
+          <w:ilvl w:val="0"/>
+          <w:numId w:val="6"/>
+        </w:numPr>
+        <w:autoSpaceDE/>
+        <w:autoSpaceDN/>
+        <w:contextualSpacing/>
+        <w:jc w:val="both"/>
+        <w:rPr>
+          <w:rFonts w:ascii="Courier New" w:hAnsi="Courier New" w:cs="Courier New"/>
+          <w:lang w:val="en-US" w:eastAsia="ru-RU"/>
+        </w:rPr>
+      </w:pPr>
+      <w:r>
+        <w:rPr>
+          <w:rFonts w:ascii="Courier New" w:hAnsi="Courier New" w:cs="Courier New"/>
+          <w:lang w:val="en-US" w:eastAsia="ru-RU"/>
+        </w:rPr>
+        <w:t xml:space="preserve">    inputStr = new char[str_length + 1];</w:t>
+      </w:r>
+    </w:p>
+    <w:p>
+      <w:pPr>
+        <w:pStyle w:val="a4"/>
+        <w:widowControl/>
+        <w:numPr>
+          <w:ilvl w:val="0"/>
+          <w:numId w:val="6"/>
+        </w:numPr>
+        <w:autoSpaceDE/>
+        <w:autoSpaceDN/>
+        <w:contextualSpacing/>
+        <w:jc w:val="both"/>
+        <w:rPr>
+          <w:rFonts w:ascii="Courier New" w:hAnsi="Courier New" w:cs="Courier New"/>
+          <w:lang w:val="en-US" w:eastAsia="ru-RU"/>
+        </w:rPr>
+      </w:pPr>
+      <w:r>
+        <w:rPr>
+          <w:rFonts w:ascii="Courier New" w:hAnsi="Courier New" w:cs="Courier New"/>
+          <w:lang w:val="en-US" w:eastAsia="ru-RU"/>
+        </w:rPr>
+        <w:t xml:space="preserve">    strcpy(inputStr, other.inputStr);</w:t>
+      </w:r>
+    </w:p>
+    <w:p>
+      <w:pPr>
+        <w:pStyle w:val="a4"/>
+        <w:widowControl/>
+        <w:numPr>
+          <w:ilvl w:val="0"/>
+          <w:numId w:val="6"/>
+        </w:numPr>
+        <w:autoSpaceDE/>
+        <w:autoSpaceDN/>
+        <w:contextualSpacing/>
+        <w:jc w:val="both"/>
+        <w:rPr>
+          <w:rFonts w:ascii="Courier New" w:hAnsi="Courier New" w:cs="Courier New"/>
+          <w:lang w:val="en-US" w:eastAsia="ru-RU"/>
+        </w:rPr>
+      </w:pPr>
+      <w:r>
+        <w:rPr>
+          <w:rFonts w:ascii="Courier New" w:hAnsi="Courier New" w:cs="Courier New"/>
+          <w:lang w:val="en-US" w:eastAsia="ru-RU"/>
+        </w:rPr>
+        <w:t>}</w:t>
+      </w:r>
+    </w:p>
+    <w:p>
+      <w:pPr>
+        <w:pStyle w:val="a4"/>
+        <w:widowControl/>
+        <w:numPr>
+          <w:ilvl w:val="0"/>
+          <w:numId w:val="6"/>
+        </w:numPr>
+        <w:autoSpaceDE/>
+        <w:autoSpaceDN/>
+        <w:contextualSpacing/>
+        <w:jc w:val="both"/>
+        <w:rPr>
+          <w:rFonts w:ascii="Courier New" w:hAnsi="Courier New" w:cs="Courier New"/>
+          <w:lang w:val="en-US" w:eastAsia="ru-RU"/>
+        </w:rPr>
+      </w:pPr>
+    </w:p>
+    <w:p>
+      <w:pPr>
+        <w:pStyle w:val="a4"/>
+        <w:widowControl/>
+        <w:numPr>
+          <w:ilvl w:val="0"/>
+          <w:numId w:val="6"/>
+        </w:numPr>
+        <w:autoSpaceDE/>
+        <w:autoSpaceDN/>
+        <w:contextualSpacing/>
+        <w:jc w:val="both"/>
+        <w:rPr>
+          <w:rFonts w:ascii="Courier New" w:hAnsi="Courier New" w:cs="Courier New"/>
+          <w:lang w:val="en-US" w:eastAsia="ru-RU"/>
+        </w:rPr>
+      </w:pPr>
+      <w:r>
+        <w:rPr>
+          <w:rFonts w:ascii="Courier New" w:hAnsi="Courier New" w:cs="Courier New"/>
+          <w:lang w:val="en-US" w:eastAsia="ru-RU"/>
+        </w:rPr>
+        <w:t>String::~String()</w:t>
+      </w:r>
+    </w:p>
+    <w:p>
+      <w:pPr>
+        <w:pStyle w:val="a4"/>
+        <w:widowControl/>
+        <w:numPr>
+          <w:ilvl w:val="0"/>
+          <w:numId w:val="6"/>
+        </w:numPr>
+        <w:autoSpaceDE/>
+        <w:autoSpaceDN/>
+        <w:contextualSpacing/>
+        <w:jc w:val="both"/>
+        <w:rPr>
+          <w:rFonts w:ascii="Courier New" w:hAnsi="Courier New" w:cs="Courier New"/>
+          <w:lang w:val="en-US" w:eastAsia="ru-RU"/>
+        </w:rPr>
+      </w:pPr>
+      <w:r>
+        <w:rPr>
+          <w:rFonts w:ascii="Courier New" w:hAnsi="Courier New" w:cs="Courier New"/>
+          <w:lang w:val="en-US" w:eastAsia="ru-RU"/>
+        </w:rPr>
+        <w:t>{</w:t>
+      </w:r>
+    </w:p>
+    <w:p>
+      <w:pPr>
+        <w:pStyle w:val="a4"/>
+        <w:widowControl/>
+        <w:numPr>
+          <w:ilvl w:val="0"/>
+          <w:numId w:val="6"/>
+        </w:numPr>
+        <w:autoSpaceDE/>
+        <w:autoSpaceDN/>
+        <w:contextualSpacing/>
+        <w:jc w:val="both"/>
+        <w:rPr>
+          <w:rFonts w:ascii="Courier New" w:hAnsi="Courier New" w:cs="Courier New"/>
+          <w:lang w:val="en-US" w:eastAsia="ru-RU"/>
+        </w:rPr>
+      </w:pPr>
+      <w:r>
+        <w:rPr>
+          <w:rFonts w:ascii="Courier New" w:hAnsi="Courier New" w:cs="Courier New"/>
+          <w:lang w:val="en-US" w:eastAsia="ru-RU"/>
+        </w:rPr>
+        <w:t xml:space="preserve">    delete[] inputStr;</w:t>
+      </w:r>
+    </w:p>
+    <w:p>
+      <w:pPr>
+        <w:pStyle w:val="a4"/>
+        <w:widowControl/>
+        <w:numPr>
+          <w:ilvl w:val="0"/>
+          <w:numId w:val="6"/>
+        </w:numPr>
+        <w:autoSpaceDE/>
+        <w:autoSpaceDN/>
+        <w:contextualSpacing/>
+        <w:jc w:val="both"/>
+        <w:rPr>
+          <w:rFonts w:ascii="Courier New" w:hAnsi="Courier New" w:cs="Courier New"/>
+          <w:lang w:val="en-US" w:eastAsia="ru-RU"/>
+        </w:rPr>
+      </w:pPr>
+      <w:r>
+        <w:rPr>
+          <w:rFonts w:ascii="Courier New" w:hAnsi="Courier New" w:cs="Courier New"/>
+          <w:lang w:val="en-US" w:eastAsia="ru-RU"/>
+        </w:rPr>
+        <w:t>}</w:t>
+      </w:r>
+    </w:p>
+    <w:p>
+      <w:pPr>
+        <w:pStyle w:val="a4"/>
+        <w:widowControl/>
+        <w:numPr>
+          <w:ilvl w:val="0"/>
+          <w:numId w:val="6"/>
+        </w:numPr>
+        <w:autoSpaceDE/>
+        <w:autoSpaceDN/>
+        <w:contextualSpacing/>
+        <w:jc w:val="both"/>
+        <w:rPr>
+          <w:rFonts w:ascii="Courier New" w:hAnsi="Courier New" w:cs="Courier New"/>
+          <w:lang w:val="en-US" w:eastAsia="ru-RU"/>
+        </w:rPr>
+      </w:pPr>
+    </w:p>
+    <w:p>
+      <w:pPr>
+        <w:pStyle w:val="a4"/>
+        <w:widowControl/>
+        <w:numPr>
+          <w:ilvl w:val="0"/>
+          <w:numId w:val="6"/>
+        </w:numPr>
+        <w:autoSpaceDE/>
+        <w:autoSpaceDN/>
+        <w:contextualSpacing/>
+        <w:jc w:val="both"/>
+        <w:rPr>
+          <w:rFonts w:ascii="Courier New" w:hAnsi="Courier New" w:cs="Courier New"/>
+          <w:lang w:val="en-US" w:eastAsia="ru-RU"/>
+        </w:rPr>
+      </w:pPr>
+      <w:r>
+        <w:rPr>
+          <w:rFonts w:ascii="Courier New" w:hAnsi="Courier New" w:cs="Courier New"/>
+          <w:lang w:val="en-US" w:eastAsia="ru-RU"/>
+        </w:rPr>
+        <w:t>String String::operator+(const String&amp; other) const</w:t>
+      </w:r>
+    </w:p>
+    <w:p>
+      <w:pPr>
+        <w:pStyle w:val="a4"/>
+        <w:widowControl/>
+        <w:numPr>
+          <w:ilvl w:val="0"/>
+          <w:numId w:val="6"/>
+        </w:numPr>
+        <w:autoSpaceDE/>
+        <w:autoSpaceDN/>
+        <w:contextualSpacing/>
+        <w:jc w:val="both"/>
+        <w:rPr>
+          <w:rFonts w:ascii="Courier New" w:hAnsi="Courier New" w:cs="Courier New"/>
+          <w:lang w:val="en-US" w:eastAsia="ru-RU"/>
+        </w:rPr>
+      </w:pPr>
+      <w:r>
+        <w:rPr>
+          <w:rFonts w:ascii="Courier New" w:hAnsi="Courier New" w:cs="Courier New"/>
+          <w:lang w:val="en-US" w:eastAsia="ru-RU"/>
+        </w:rPr>
+        <w:t>{</w:t>
+      </w:r>
+    </w:p>
+    <w:p>
+      <w:pPr>
+        <w:pStyle w:val="a4"/>
+        <w:widowControl/>
+        <w:numPr>
+          <w:ilvl w:val="0"/>
+          <w:numId w:val="6"/>
+        </w:numPr>
+        <w:autoSpaceDE/>
+        <w:autoSpaceDN/>
+        <w:contextualSpacing/>
+        <w:jc w:val="both"/>
+        <w:rPr>
+          <w:rFonts w:ascii="Courier New" w:hAnsi="Courier New" w:cs="Courier New"/>
+          <w:lang w:val="en-US" w:eastAsia="ru-RU"/>
+        </w:rPr>
+      </w:pPr>
+      <w:r>
+        <w:rPr>
+          <w:rFonts w:ascii="Courier New" w:hAnsi="Courier New" w:cs="Courier New"/>
+          <w:lang w:val="en-US" w:eastAsia="ru-RU"/>
+        </w:rPr>
+        <w:t xml:space="preserve">    if (other.str_length == 0 &amp;&amp; str_length == 0)</w:t>
+      </w:r>
+    </w:p>
+    <w:p>
+      <w:pPr>
+        <w:pStyle w:val="a4"/>
+        <w:widowControl/>
+        <w:numPr>
+          <w:ilvl w:val="0"/>
+          <w:numId w:val="6"/>
+        </w:numPr>
+        <w:autoSpaceDE/>
+        <w:autoSpaceDN/>
+        <w:contextualSpacing/>
+        <w:jc w:val="both"/>
+        <w:rPr>
+          <w:rFonts w:ascii="Courier New" w:hAnsi="Courier New" w:cs="Courier New"/>
+          <w:lang w:val="en-US" w:eastAsia="ru-RU"/>
+        </w:rPr>
+      </w:pPr>
+      <w:r>
+        <w:rPr>
+          <w:rFonts w:ascii="Courier New" w:hAnsi="Courier New" w:cs="Courier New"/>
+          <w:lang w:val="en-US" w:eastAsia="ru-RU"/>
+        </w:rPr>
+        <w:t xml:space="preserve">    {</w:t>
+      </w:r>
+    </w:p>
+    <w:p>
+      <w:pPr>
+        <w:pStyle w:val="a4"/>
+        <w:widowControl/>
+        <w:numPr>
+          <w:ilvl w:val="0"/>
+          <w:numId w:val="6"/>
+        </w:numPr>
+        <w:autoSpaceDE/>
+        <w:autoSpaceDN/>
+        <w:contextualSpacing/>
+        <w:jc w:val="both"/>
+        <w:rPr>
+          <w:rFonts w:ascii="Courier New" w:hAnsi="Courier New" w:cs="Courier New"/>
+          <w:lang w:eastAsia="ru-RU"/>
+        </w:rPr>
+      </w:pPr>
+      <w:r>
+        <w:rPr>
+          <w:rFonts w:ascii="Courier New" w:hAnsi="Courier New" w:cs="Courier New"/>
+          <w:lang w:eastAsia="ru-RU"/>
+        </w:rPr>
+        <w:t xml:space="preserve">        </w:t>
+      </w:r>
+      <w:r>
+        <w:rPr>
+          <w:rFonts w:ascii="Courier New" w:hAnsi="Courier New" w:cs="Courier New"/>
+          <w:lang w:val="en-US" w:eastAsia="ru-RU"/>
+        </w:rPr>
+        <w:t>return</w:t>
+      </w:r>
+      <w:r>
+        <w:rPr>
+          <w:rFonts w:ascii="Courier New" w:hAnsi="Courier New" w:cs="Courier New"/>
+          <w:lang w:eastAsia="ru-RU"/>
+        </w:rPr>
+        <w:t xml:space="preserve"> "Ошибка! Вы ввели пустые строки";</w:t>
+      </w:r>
+    </w:p>
+    <w:p>
+      <w:pPr>
+        <w:pStyle w:val="a4"/>
+        <w:widowControl/>
+        <w:numPr>
+          <w:ilvl w:val="0"/>
+          <w:numId w:val="6"/>
+        </w:numPr>
+        <w:autoSpaceDE/>
+        <w:autoSpaceDN/>
+        <w:contextualSpacing/>
+        <w:jc w:val="both"/>
+        <w:rPr>
+          <w:rFonts w:ascii="Courier New" w:hAnsi="Courier New" w:cs="Courier New"/>
+          <w:lang w:val="en-US" w:eastAsia="ru-RU"/>
+        </w:rPr>
+      </w:pPr>
+      <w:r>
+        <w:rPr>
+          <w:rFonts w:ascii="Courier New" w:hAnsi="Courier New" w:cs="Courier New"/>
+          <w:lang w:eastAsia="ru-RU"/>
+        </w:rPr>
         <w:t xml:space="preserve">    </w:t>
       </w:r>
-      <w:proofErr w:type="spellStart"/>
-      <w:r>
-        <w:rPr>
-          <w:rFonts w:ascii="Courier New" w:hAnsi="Courier New" w:cs="Courier New"/>
-          <w:lang w:val="en-US" w:eastAsia="ru-RU"/>
-        </w:rPr>
-        <w:t>str_length</w:t>
-      </w:r>
-      <w:proofErr w:type="spellEnd"/>
-      <w:r>
-        <w:rPr>
-          <w:rFonts w:ascii="Courier New" w:hAnsi="Courier New" w:cs="Courier New"/>
-          <w:lang w:val="en-US" w:eastAsia="ru-RU"/>
-        </w:rPr>
-        <w:t xml:space="preserve"> = </w:t>
-      </w:r>
-      <w:proofErr w:type="spellStart"/>
-      <w:r>
-        <w:rPr>
-          <w:rFonts w:ascii="Courier New" w:hAnsi="Courier New" w:cs="Courier New"/>
-          <w:lang w:val="en-US" w:eastAsia="ru-RU"/>
-        </w:rPr>
-        <w:t>strlen</w:t>
-      </w:r>
-      <w:proofErr w:type="spellEnd"/>
-      <w:r>
-        <w:rPr>
-          <w:rFonts w:ascii="Courier New" w:hAnsi="Courier New" w:cs="Courier New"/>
-          <w:lang w:val="en-US" w:eastAsia="ru-RU"/>
-        </w:rPr>
-        <w:t>(str);</w:t>
-      </w:r>
-    </w:p>
-    <w:p>
-      <w:pPr>
-        <w:pStyle w:val="a4"/>
-        <w:widowControl/>
-        <w:numPr>
-          <w:ilvl w:val="0"/>
-          <w:numId w:val="6"/>
-        </w:numPr>
-        <w:autoSpaceDE/>
-        <w:autoSpaceDN/>
-        <w:contextualSpacing/>
-        <w:jc w:val="both"/>
-        <w:rPr>
-          <w:rFonts w:ascii="Courier New" w:hAnsi="Courier New" w:cs="Courier New"/>
-          <w:lang w:val="en-US" w:eastAsia="ru-RU"/>
-        </w:rPr>
-      </w:pPr>
-      <w:r>
-        <w:rPr>
-          <w:rFonts w:ascii="Courier New" w:hAnsi="Courier New" w:cs="Courier New"/>
-          <w:lang w:val="en-US" w:eastAsia="ru-RU"/>
-        </w:rPr>
-        <w:t xml:space="preserve">    </w:t>
-      </w:r>
-      <w:proofErr w:type="spellStart"/>
-      <w:r>
-        <w:rPr>
-          <w:rFonts w:ascii="Courier New" w:hAnsi="Courier New" w:cs="Courier New"/>
-          <w:lang w:val="en-US" w:eastAsia="ru-RU"/>
-        </w:rPr>
-        <w:t>inputStr</w:t>
-      </w:r>
-      <w:proofErr w:type="spellEnd"/>
-      <w:r>
-        <w:rPr>
-          <w:rFonts w:ascii="Courier New" w:hAnsi="Courier New" w:cs="Courier New"/>
-          <w:lang w:val="en-US" w:eastAsia="ru-RU"/>
-        </w:rPr>
-        <w:t xml:space="preserve"> = new </w:t>
-      </w:r>
-      <w:proofErr w:type="gramStart"/>
-      <w:r>
-        <w:rPr>
-          <w:rFonts w:ascii="Courier New" w:hAnsi="Courier New" w:cs="Courier New"/>
-          <w:lang w:val="en-US" w:eastAsia="ru-RU"/>
-        </w:rPr>
-        <w:t>char[</w:t>
-      </w:r>
-      <w:proofErr w:type="spellStart"/>
-      <w:proofErr w:type="gramEnd"/>
-      <w:r>
-        <w:rPr>
-          <w:rFonts w:ascii="Courier New" w:hAnsi="Courier New" w:cs="Courier New"/>
-          <w:lang w:val="en-US" w:eastAsia="ru-RU"/>
-        </w:rPr>
-        <w:t>str_length</w:t>
-      </w:r>
-      <w:proofErr w:type="spellEnd"/>
-      <w:r>
-        <w:rPr>
-          <w:rFonts w:ascii="Courier New" w:hAnsi="Courier New" w:cs="Courier New"/>
-          <w:lang w:val="en-US" w:eastAsia="ru-RU"/>
-        </w:rPr>
-        <w:t xml:space="preserve"> + 1];</w:t>
-      </w:r>
-    </w:p>
-    <w:p>
-      <w:pPr>
-        <w:pStyle w:val="a4"/>
-        <w:widowControl/>
-        <w:numPr>
-          <w:ilvl w:val="0"/>
-          <w:numId w:val="6"/>
-        </w:numPr>
-        <w:autoSpaceDE/>
-        <w:autoSpaceDN/>
-        <w:contextualSpacing/>
-        <w:jc w:val="both"/>
-        <w:rPr>
-          <w:rFonts w:ascii="Courier New" w:hAnsi="Courier New" w:cs="Courier New"/>
-          <w:lang w:val="en-US" w:eastAsia="ru-RU"/>
-        </w:rPr>
-      </w:pPr>
-      <w:r>
-        <w:rPr>
-          <w:rFonts w:ascii="Courier New" w:hAnsi="Courier New" w:cs="Courier New"/>
-          <w:lang w:val="en-US" w:eastAsia="ru-RU"/>
-        </w:rPr>
-        <w:t xml:space="preserve">    </w:t>
-      </w:r>
-      <w:proofErr w:type="spellStart"/>
-      <w:proofErr w:type="gramStart"/>
-      <w:r>
-        <w:rPr>
-          <w:rFonts w:ascii="Courier New" w:hAnsi="Courier New" w:cs="Courier New"/>
-          <w:lang w:val="en-US" w:eastAsia="ru-RU"/>
-        </w:rPr>
-        <w:t>strcpy</w:t>
-      </w:r>
-      <w:proofErr w:type="spellEnd"/>
-      <w:r>
-        <w:rPr>
-          <w:rFonts w:ascii="Courier New" w:hAnsi="Courier New" w:cs="Courier New"/>
-          <w:lang w:val="en-US" w:eastAsia="ru-RU"/>
-        </w:rPr>
-        <w:t>(</w:t>
-      </w:r>
-      <w:proofErr w:type="spellStart"/>
-      <w:proofErr w:type="gramEnd"/>
-      <w:r>
-        <w:rPr>
-          <w:rFonts w:ascii="Courier New" w:hAnsi="Courier New" w:cs="Courier New"/>
-          <w:lang w:val="en-US" w:eastAsia="ru-RU"/>
-        </w:rPr>
-        <w:t>inputStr</w:t>
-      </w:r>
-      <w:proofErr w:type="spellEnd"/>
-      <w:r>
-        <w:rPr>
-          <w:rFonts w:ascii="Courier New" w:hAnsi="Courier New" w:cs="Courier New"/>
-          <w:lang w:val="en-US" w:eastAsia="ru-RU"/>
-        </w:rPr>
-        <w:t>, str);</w:t>
-      </w:r>
-    </w:p>
-    <w:p>
-      <w:pPr>
-        <w:pStyle w:val="a4"/>
-        <w:widowControl/>
-        <w:numPr>
-          <w:ilvl w:val="0"/>
-          <w:numId w:val="6"/>
-        </w:numPr>
-        <w:autoSpaceDE/>
-        <w:autoSpaceDN/>
-        <w:contextualSpacing/>
-        <w:jc w:val="both"/>
-        <w:rPr>
-          <w:rFonts w:ascii="Courier New" w:hAnsi="Courier New" w:cs="Courier New"/>
-          <w:lang w:val="en-US" w:eastAsia="ru-RU"/>
-        </w:rPr>
-      </w:pPr>
       <w:r>
         <w:rPr>
           <w:rFonts w:ascii="Courier New" w:hAnsi="Courier New" w:cs="Courier New"/>
@@ -3693,21 +3233,230 @@
           <w:lang w:val="en-US" w:eastAsia="ru-RU"/>
         </w:rPr>
       </w:pPr>
-      <w:proofErr w:type="gramStart"/>
-      <w:r>
-        <w:rPr>
-          <w:rFonts w:ascii="Courier New" w:hAnsi="Courier New" w:cs="Courier New"/>
-          <w:lang w:val="en-US" w:eastAsia="ru-RU"/>
-        </w:rPr>
-        <w:t>String::</w:t>
-      </w:r>
-      <w:proofErr w:type="gramEnd"/>
-      <w:r>
-        <w:rPr>
-          <w:rFonts w:ascii="Courier New" w:hAnsi="Courier New" w:cs="Courier New"/>
-          <w:lang w:val="en-US" w:eastAsia="ru-RU"/>
-        </w:rPr>
-        <w:t>String(const String&amp; other)</w:t>
+      <w:r>
+        <w:rPr>
+          <w:rFonts w:ascii="Courier New" w:hAnsi="Courier New" w:cs="Courier New"/>
+          <w:lang w:val="en-US" w:eastAsia="ru-RU"/>
+        </w:rPr>
+        <w:t xml:space="preserve">    int total_length = str_length + other.str_length;</w:t>
+      </w:r>
+    </w:p>
+    <w:p>
+      <w:pPr>
+        <w:pStyle w:val="a4"/>
+        <w:widowControl/>
+        <w:numPr>
+          <w:ilvl w:val="0"/>
+          <w:numId w:val="6"/>
+        </w:numPr>
+        <w:autoSpaceDE/>
+        <w:autoSpaceDN/>
+        <w:contextualSpacing/>
+        <w:jc w:val="both"/>
+        <w:rPr>
+          <w:rFonts w:ascii="Courier New" w:hAnsi="Courier New" w:cs="Courier New"/>
+          <w:lang w:val="en-US" w:eastAsia="ru-RU"/>
+        </w:rPr>
+      </w:pPr>
+      <w:r>
+        <w:rPr>
+          <w:rFonts w:ascii="Courier New" w:hAnsi="Courier New" w:cs="Courier New"/>
+          <w:lang w:val="en-US" w:eastAsia="ru-RU"/>
+        </w:rPr>
+        <w:t xml:space="preserve">    String obj;</w:t>
+      </w:r>
+    </w:p>
+    <w:p>
+      <w:pPr>
+        <w:pStyle w:val="a4"/>
+        <w:widowControl/>
+        <w:numPr>
+          <w:ilvl w:val="0"/>
+          <w:numId w:val="6"/>
+        </w:numPr>
+        <w:autoSpaceDE/>
+        <w:autoSpaceDN/>
+        <w:contextualSpacing/>
+        <w:jc w:val="both"/>
+        <w:rPr>
+          <w:rFonts w:ascii="Courier New" w:hAnsi="Courier New" w:cs="Courier New"/>
+          <w:lang w:val="en-US" w:eastAsia="ru-RU"/>
+        </w:rPr>
+      </w:pPr>
+      <w:r>
+        <w:rPr>
+          <w:rFonts w:ascii="Courier New" w:hAnsi="Courier New" w:cs="Courier New"/>
+          <w:lang w:val="en-US" w:eastAsia="ru-RU"/>
+        </w:rPr>
+        <w:t xml:space="preserve">    obj.inputStr = new char[total_length + 1];</w:t>
+      </w:r>
+    </w:p>
+    <w:p>
+      <w:pPr>
+        <w:pStyle w:val="a4"/>
+        <w:widowControl/>
+        <w:numPr>
+          <w:ilvl w:val="0"/>
+          <w:numId w:val="6"/>
+        </w:numPr>
+        <w:autoSpaceDE/>
+        <w:autoSpaceDN/>
+        <w:contextualSpacing/>
+        <w:jc w:val="both"/>
+        <w:rPr>
+          <w:rFonts w:ascii="Courier New" w:hAnsi="Courier New" w:cs="Courier New"/>
+          <w:lang w:val="en-US" w:eastAsia="ru-RU"/>
+        </w:rPr>
+      </w:pPr>
+      <w:r>
+        <w:rPr>
+          <w:rFonts w:ascii="Courier New" w:hAnsi="Courier New" w:cs="Courier New"/>
+          <w:lang w:val="en-US" w:eastAsia="ru-RU"/>
+        </w:rPr>
+        <w:t xml:space="preserve">    strcpy(obj.inputStr, inputStr);</w:t>
+      </w:r>
+    </w:p>
+    <w:p>
+      <w:pPr>
+        <w:pStyle w:val="a4"/>
+        <w:widowControl/>
+        <w:numPr>
+          <w:ilvl w:val="0"/>
+          <w:numId w:val="6"/>
+        </w:numPr>
+        <w:autoSpaceDE/>
+        <w:autoSpaceDN/>
+        <w:contextualSpacing/>
+        <w:jc w:val="both"/>
+        <w:rPr>
+          <w:rFonts w:ascii="Courier New" w:hAnsi="Courier New" w:cs="Courier New"/>
+          <w:lang w:val="en-US" w:eastAsia="ru-RU"/>
+        </w:rPr>
+      </w:pPr>
+      <w:r>
+        <w:rPr>
+          <w:rFonts w:ascii="Courier New" w:hAnsi="Courier New" w:cs="Courier New"/>
+          <w:lang w:val="en-US" w:eastAsia="ru-RU"/>
+        </w:rPr>
+        <w:t xml:space="preserve">    strcat(obj.inputStr + str_length, other.inputStr);</w:t>
+      </w:r>
+    </w:p>
+    <w:p>
+      <w:pPr>
+        <w:pStyle w:val="a4"/>
+        <w:widowControl/>
+        <w:numPr>
+          <w:ilvl w:val="0"/>
+          <w:numId w:val="6"/>
+        </w:numPr>
+        <w:autoSpaceDE/>
+        <w:autoSpaceDN/>
+        <w:contextualSpacing/>
+        <w:jc w:val="both"/>
+        <w:rPr>
+          <w:rFonts w:ascii="Courier New" w:hAnsi="Courier New" w:cs="Courier New"/>
+          <w:lang w:val="en-US" w:eastAsia="ru-RU"/>
+        </w:rPr>
+      </w:pPr>
+      <w:r>
+        <w:rPr>
+          <w:rFonts w:ascii="Courier New" w:hAnsi="Courier New" w:cs="Courier New"/>
+          <w:lang w:val="en-US" w:eastAsia="ru-RU"/>
+        </w:rPr>
+        <w:t xml:space="preserve">    obj.str_length = total_length;</w:t>
+      </w:r>
+    </w:p>
+    <w:p>
+      <w:pPr>
+        <w:pStyle w:val="a4"/>
+        <w:widowControl/>
+        <w:numPr>
+          <w:ilvl w:val="0"/>
+          <w:numId w:val="6"/>
+        </w:numPr>
+        <w:autoSpaceDE/>
+        <w:autoSpaceDN/>
+        <w:contextualSpacing/>
+        <w:jc w:val="both"/>
+        <w:rPr>
+          <w:rFonts w:ascii="Courier New" w:hAnsi="Courier New" w:cs="Courier New"/>
+          <w:lang w:val="en-US" w:eastAsia="ru-RU"/>
+        </w:rPr>
+      </w:pPr>
+      <w:r>
+        <w:rPr>
+          <w:rFonts w:ascii="Courier New" w:hAnsi="Courier New" w:cs="Courier New"/>
+          <w:lang w:val="en-US" w:eastAsia="ru-RU"/>
+        </w:rPr>
+        <w:t xml:space="preserve">    return obj;</w:t>
+      </w:r>
+    </w:p>
+    <w:p>
+      <w:pPr>
+        <w:pStyle w:val="a4"/>
+        <w:widowControl/>
+        <w:numPr>
+          <w:ilvl w:val="0"/>
+          <w:numId w:val="6"/>
+        </w:numPr>
+        <w:autoSpaceDE/>
+        <w:autoSpaceDN/>
+        <w:contextualSpacing/>
+        <w:jc w:val="both"/>
+        <w:rPr>
+          <w:rFonts w:ascii="Courier New" w:hAnsi="Courier New" w:cs="Courier New"/>
+          <w:lang w:val="en-US" w:eastAsia="ru-RU"/>
+        </w:rPr>
+      </w:pPr>
+      <w:r>
+        <w:rPr>
+          <w:rFonts w:ascii="Courier New" w:hAnsi="Courier New" w:cs="Courier New"/>
+          <w:lang w:val="en-US" w:eastAsia="ru-RU"/>
+        </w:rPr>
+        <w:t>}</w:t>
+      </w:r>
+    </w:p>
+    <w:p>
+      <w:pPr>
+        <w:pStyle w:val="a4"/>
+        <w:widowControl/>
+        <w:numPr>
+          <w:ilvl w:val="0"/>
+          <w:numId w:val="6"/>
+        </w:numPr>
+        <w:autoSpaceDE/>
+        <w:autoSpaceDN/>
+        <w:contextualSpacing/>
+        <w:jc w:val="both"/>
+        <w:rPr>
+          <w:rFonts w:ascii="Courier New" w:hAnsi="Courier New" w:cs="Courier New"/>
+          <w:lang w:val="en-US" w:eastAsia="ru-RU"/>
+        </w:rPr>
+      </w:pPr>
+    </w:p>
+    <w:p>
+      <w:pPr>
+        <w:pStyle w:val="a4"/>
+        <w:widowControl/>
+        <w:numPr>
+          <w:ilvl w:val="0"/>
+          <w:numId w:val="6"/>
+        </w:numPr>
+        <w:autoSpaceDE/>
+        <w:autoSpaceDN/>
+        <w:contextualSpacing/>
+        <w:jc w:val="both"/>
+        <w:rPr>
+          <w:rFonts w:ascii="Courier New" w:hAnsi="Courier New" w:cs="Courier New"/>
+          <w:lang w:val="en-US" w:eastAsia="ru-RU"/>
+        </w:rPr>
+      </w:pPr>
+      <w:r>
+        <w:rPr>
+          <w:rFonts w:ascii="Courier New" w:hAnsi="Courier New" w:cs="Courier New"/>
+          <w:lang w:val="en-US" w:eastAsia="ru-RU"/>
+        </w:rPr>
+        <w:t>std::ostream&amp; operator&lt;&lt;(std::ostream&amp; os, const String&amp; str)</w:t>
       </w:r>
     </w:p>
     <w:p>
@@ -3757,1267 +3506,32 @@
           <w:rFonts w:ascii="Courier New" w:hAnsi="Courier New" w:cs="Courier New"/>
           <w:lang w:val="en-US" w:eastAsia="ru-RU"/>
         </w:rPr>
-        <w:t xml:space="preserve">    </w:t>
-      </w:r>
-      <w:proofErr w:type="spellStart"/>
-      <w:r>
-        <w:rPr>
-          <w:rFonts w:ascii="Courier New" w:hAnsi="Courier New" w:cs="Courier New"/>
-          <w:lang w:val="en-US" w:eastAsia="ru-RU"/>
-        </w:rPr>
-        <w:t>str_length</w:t>
-      </w:r>
-      <w:proofErr w:type="spellEnd"/>
-      <w:r>
-        <w:rPr>
-          <w:rFonts w:ascii="Courier New" w:hAnsi="Courier New" w:cs="Courier New"/>
-          <w:lang w:val="en-US" w:eastAsia="ru-RU"/>
-        </w:rPr>
-        <w:t xml:space="preserve"> = </w:t>
-      </w:r>
-      <w:proofErr w:type="spellStart"/>
-      <w:r>
-        <w:rPr>
-          <w:rFonts w:ascii="Courier New" w:hAnsi="Courier New" w:cs="Courier New"/>
-          <w:lang w:val="en-US" w:eastAsia="ru-RU"/>
-        </w:rPr>
-        <w:t>other.str_length</w:t>
-      </w:r>
-      <w:proofErr w:type="spellEnd"/>
-      <w:r>
-        <w:rPr>
-          <w:rFonts w:ascii="Courier New" w:hAnsi="Courier New" w:cs="Courier New"/>
-          <w:lang w:val="en-US" w:eastAsia="ru-RU"/>
-        </w:rPr>
-        <w:t>;</w:t>
-      </w:r>
-    </w:p>
-    <w:p>
-      <w:pPr>
-        <w:pStyle w:val="a4"/>
-        <w:widowControl/>
-        <w:numPr>
-          <w:ilvl w:val="0"/>
-          <w:numId w:val="6"/>
-        </w:numPr>
-        <w:autoSpaceDE/>
-        <w:autoSpaceDN/>
-        <w:contextualSpacing/>
-        <w:jc w:val="both"/>
-        <w:rPr>
-          <w:rFonts w:ascii="Courier New" w:hAnsi="Courier New" w:cs="Courier New"/>
-          <w:lang w:val="en-US" w:eastAsia="ru-RU"/>
-        </w:rPr>
-      </w:pPr>
-      <w:r>
-        <w:rPr>
-          <w:rFonts w:ascii="Courier New" w:hAnsi="Courier New" w:cs="Courier New"/>
-          <w:lang w:val="en-US" w:eastAsia="ru-RU"/>
-        </w:rPr>
-        <w:t xml:space="preserve">    </w:t>
-      </w:r>
-      <w:proofErr w:type="spellStart"/>
-      <w:r>
-        <w:rPr>
-          <w:rFonts w:ascii="Courier New" w:hAnsi="Courier New" w:cs="Courier New"/>
-          <w:lang w:val="en-US" w:eastAsia="ru-RU"/>
-        </w:rPr>
-        <w:t>inputStr</w:t>
-      </w:r>
-      <w:proofErr w:type="spellEnd"/>
-      <w:r>
-        <w:rPr>
-          <w:rFonts w:ascii="Courier New" w:hAnsi="Courier New" w:cs="Courier New"/>
-          <w:lang w:val="en-US" w:eastAsia="ru-RU"/>
-        </w:rPr>
-        <w:t xml:space="preserve"> = new </w:t>
-      </w:r>
-      <w:proofErr w:type="gramStart"/>
-      <w:r>
-        <w:rPr>
-          <w:rFonts w:ascii="Courier New" w:hAnsi="Courier New" w:cs="Courier New"/>
-          <w:lang w:val="en-US" w:eastAsia="ru-RU"/>
-        </w:rPr>
-        <w:t>char[</w:t>
-      </w:r>
-      <w:proofErr w:type="spellStart"/>
-      <w:proofErr w:type="gramEnd"/>
-      <w:r>
-        <w:rPr>
-          <w:rFonts w:ascii="Courier New" w:hAnsi="Courier New" w:cs="Courier New"/>
-          <w:lang w:val="en-US" w:eastAsia="ru-RU"/>
-        </w:rPr>
-        <w:t>str_length</w:t>
-      </w:r>
-      <w:proofErr w:type="spellEnd"/>
-      <w:r>
-        <w:rPr>
-          <w:rFonts w:ascii="Courier New" w:hAnsi="Courier New" w:cs="Courier New"/>
-          <w:lang w:val="en-US" w:eastAsia="ru-RU"/>
-        </w:rPr>
-        <w:t xml:space="preserve"> + 1];</w:t>
-      </w:r>
-    </w:p>
-    <w:p>
-      <w:pPr>
-        <w:pStyle w:val="a4"/>
-        <w:widowControl/>
-        <w:numPr>
-          <w:ilvl w:val="0"/>
-          <w:numId w:val="6"/>
-        </w:numPr>
-        <w:autoSpaceDE/>
-        <w:autoSpaceDN/>
-        <w:contextualSpacing/>
-        <w:jc w:val="both"/>
-        <w:rPr>
-          <w:rFonts w:ascii="Courier New" w:hAnsi="Courier New" w:cs="Courier New"/>
-          <w:lang w:val="en-US" w:eastAsia="ru-RU"/>
-        </w:rPr>
-      </w:pPr>
-      <w:r>
-        <w:rPr>
-          <w:rFonts w:ascii="Courier New" w:hAnsi="Courier New" w:cs="Courier New"/>
-          <w:lang w:val="en-US" w:eastAsia="ru-RU"/>
-        </w:rPr>
-        <w:t xml:space="preserve">    </w:t>
-      </w:r>
-      <w:proofErr w:type="spellStart"/>
-      <w:proofErr w:type="gramStart"/>
-      <w:r>
-        <w:rPr>
-          <w:rFonts w:ascii="Courier New" w:hAnsi="Courier New" w:cs="Courier New"/>
-          <w:lang w:val="en-US" w:eastAsia="ru-RU"/>
-        </w:rPr>
-        <w:t>strcpy</w:t>
-      </w:r>
-      <w:proofErr w:type="spellEnd"/>
-      <w:r>
-        <w:rPr>
-          <w:rFonts w:ascii="Courier New" w:hAnsi="Courier New" w:cs="Courier New"/>
-          <w:lang w:val="en-US" w:eastAsia="ru-RU"/>
-        </w:rPr>
-        <w:t>(</w:t>
-      </w:r>
-      <w:proofErr w:type="spellStart"/>
-      <w:proofErr w:type="gramEnd"/>
-      <w:r>
-        <w:rPr>
-          <w:rFonts w:ascii="Courier New" w:hAnsi="Courier New" w:cs="Courier New"/>
-          <w:lang w:val="en-US" w:eastAsia="ru-RU"/>
-        </w:rPr>
-        <w:t>inputStr</w:t>
-      </w:r>
-      <w:proofErr w:type="spellEnd"/>
-      <w:r>
-        <w:rPr>
-          <w:rFonts w:ascii="Courier New" w:hAnsi="Courier New" w:cs="Courier New"/>
-          <w:lang w:val="en-US" w:eastAsia="ru-RU"/>
-        </w:rPr>
-        <w:t xml:space="preserve">, </w:t>
-      </w:r>
-      <w:proofErr w:type="spellStart"/>
-      <w:r>
-        <w:rPr>
-          <w:rFonts w:ascii="Courier New" w:hAnsi="Courier New" w:cs="Courier New"/>
-          <w:lang w:val="en-US" w:eastAsia="ru-RU"/>
-        </w:rPr>
-        <w:t>other.inputStr</w:t>
-      </w:r>
-      <w:proofErr w:type="spellEnd"/>
-      <w:r>
-        <w:rPr>
-          <w:rFonts w:ascii="Courier New" w:hAnsi="Courier New" w:cs="Courier New"/>
-          <w:lang w:val="en-US" w:eastAsia="ru-RU"/>
-        </w:rPr>
-        <w:t>);</w:t>
-      </w:r>
-    </w:p>
-    <w:p>
-      <w:pPr>
-        <w:pStyle w:val="a4"/>
-        <w:widowControl/>
-        <w:numPr>
-          <w:ilvl w:val="0"/>
-          <w:numId w:val="6"/>
-        </w:numPr>
-        <w:autoSpaceDE/>
-        <w:autoSpaceDN/>
-        <w:contextualSpacing/>
-        <w:jc w:val="both"/>
-        <w:rPr>
-          <w:rFonts w:ascii="Courier New" w:hAnsi="Courier New" w:cs="Courier New"/>
-          <w:lang w:val="en-US" w:eastAsia="ru-RU"/>
-        </w:rPr>
-      </w:pPr>
-      <w:r>
-        <w:rPr>
-          <w:rFonts w:ascii="Courier New" w:hAnsi="Courier New" w:cs="Courier New"/>
-          <w:lang w:val="en-US" w:eastAsia="ru-RU"/>
-        </w:rPr>
-        <w:t>}</w:t>
-      </w:r>
-    </w:p>
-    <w:p>
-      <w:pPr>
-        <w:pStyle w:val="a4"/>
-        <w:widowControl/>
-        <w:numPr>
-          <w:ilvl w:val="0"/>
-          <w:numId w:val="6"/>
-        </w:numPr>
-        <w:autoSpaceDE/>
-        <w:autoSpaceDN/>
-        <w:contextualSpacing/>
-        <w:jc w:val="both"/>
-        <w:rPr>
-          <w:rFonts w:ascii="Courier New" w:hAnsi="Courier New" w:cs="Courier New"/>
-          <w:lang w:val="en-US" w:eastAsia="ru-RU"/>
-        </w:rPr>
-      </w:pPr>
-    </w:p>
-    <w:p>
-      <w:pPr>
-        <w:pStyle w:val="a4"/>
-        <w:widowControl/>
-        <w:numPr>
-          <w:ilvl w:val="0"/>
-          <w:numId w:val="6"/>
-        </w:numPr>
-        <w:autoSpaceDE/>
-        <w:autoSpaceDN/>
-        <w:contextualSpacing/>
-        <w:jc w:val="both"/>
-        <w:rPr>
-          <w:rFonts w:ascii="Courier New" w:hAnsi="Courier New" w:cs="Courier New"/>
-          <w:lang w:val="en-US" w:eastAsia="ru-RU"/>
-        </w:rPr>
-      </w:pPr>
-      <w:proofErr w:type="gramStart"/>
-      <w:r>
-        <w:rPr>
-          <w:rFonts w:ascii="Courier New" w:hAnsi="Courier New" w:cs="Courier New"/>
-          <w:lang w:val="en-US" w:eastAsia="ru-RU"/>
-        </w:rPr>
-        <w:t>String::</w:t>
-      </w:r>
-      <w:proofErr w:type="gramEnd"/>
-      <w:r>
-        <w:rPr>
-          <w:rFonts w:ascii="Courier New" w:hAnsi="Courier New" w:cs="Courier New"/>
-          <w:lang w:val="en-US" w:eastAsia="ru-RU"/>
-        </w:rPr>
-        <w:t>~String()</w:t>
-      </w:r>
-    </w:p>
-    <w:p>
-      <w:pPr>
-        <w:pStyle w:val="a4"/>
-        <w:widowControl/>
-        <w:numPr>
-          <w:ilvl w:val="0"/>
-          <w:numId w:val="6"/>
-        </w:numPr>
-        <w:autoSpaceDE/>
-        <w:autoSpaceDN/>
-        <w:contextualSpacing/>
-        <w:jc w:val="both"/>
-        <w:rPr>
-          <w:rFonts w:ascii="Courier New" w:hAnsi="Courier New" w:cs="Courier New"/>
-          <w:lang w:val="en-US" w:eastAsia="ru-RU"/>
-        </w:rPr>
-      </w:pPr>
-      <w:r>
-        <w:rPr>
-          <w:rFonts w:ascii="Courier New" w:hAnsi="Courier New" w:cs="Courier New"/>
-          <w:lang w:val="en-US" w:eastAsia="ru-RU"/>
-        </w:rPr>
-        <w:t>{</w:t>
-      </w:r>
-    </w:p>
-    <w:p>
-      <w:pPr>
-        <w:pStyle w:val="a4"/>
-        <w:widowControl/>
-        <w:numPr>
-          <w:ilvl w:val="0"/>
-          <w:numId w:val="6"/>
-        </w:numPr>
-        <w:autoSpaceDE/>
-        <w:autoSpaceDN/>
-        <w:contextualSpacing/>
-        <w:jc w:val="both"/>
-        <w:rPr>
-          <w:rFonts w:ascii="Courier New" w:hAnsi="Courier New" w:cs="Courier New"/>
-          <w:lang w:val="en-US" w:eastAsia="ru-RU"/>
-        </w:rPr>
-      </w:pPr>
-      <w:r>
-        <w:rPr>
-          <w:rFonts w:ascii="Courier New" w:hAnsi="Courier New" w:cs="Courier New"/>
-          <w:lang w:val="en-US" w:eastAsia="ru-RU"/>
-        </w:rPr>
-        <w:t xml:space="preserve">    </w:t>
-      </w:r>
-      <w:proofErr w:type="gramStart"/>
-      <w:r>
-        <w:rPr>
-          <w:rFonts w:ascii="Courier New" w:hAnsi="Courier New" w:cs="Courier New"/>
-          <w:lang w:val="en-US" w:eastAsia="ru-RU"/>
-        </w:rPr>
-        <w:t>delete[</w:t>
-      </w:r>
-      <w:proofErr w:type="gramEnd"/>
-      <w:r>
-        <w:rPr>
-          <w:rFonts w:ascii="Courier New" w:hAnsi="Courier New" w:cs="Courier New"/>
-          <w:lang w:val="en-US" w:eastAsia="ru-RU"/>
-        </w:rPr>
-        <w:t xml:space="preserve">] </w:t>
-      </w:r>
-      <w:proofErr w:type="spellStart"/>
-      <w:r>
-        <w:rPr>
-          <w:rFonts w:ascii="Courier New" w:hAnsi="Courier New" w:cs="Courier New"/>
-          <w:lang w:val="en-US" w:eastAsia="ru-RU"/>
-        </w:rPr>
-        <w:t>inputStr</w:t>
-      </w:r>
-      <w:proofErr w:type="spellEnd"/>
-      <w:r>
-        <w:rPr>
-          <w:rFonts w:ascii="Courier New" w:hAnsi="Courier New" w:cs="Courier New"/>
-          <w:lang w:val="en-US" w:eastAsia="ru-RU"/>
-        </w:rPr>
-        <w:t>;</w:t>
-      </w:r>
-    </w:p>
-    <w:p>
-      <w:pPr>
-        <w:pStyle w:val="a4"/>
-        <w:widowControl/>
-        <w:numPr>
-          <w:ilvl w:val="0"/>
-          <w:numId w:val="6"/>
-        </w:numPr>
-        <w:autoSpaceDE/>
-        <w:autoSpaceDN/>
-        <w:contextualSpacing/>
-        <w:jc w:val="both"/>
-        <w:rPr>
-          <w:rFonts w:ascii="Courier New" w:hAnsi="Courier New" w:cs="Courier New"/>
-          <w:lang w:val="en-US" w:eastAsia="ru-RU"/>
-        </w:rPr>
-      </w:pPr>
-      <w:r>
-        <w:rPr>
-          <w:rFonts w:ascii="Courier New" w:hAnsi="Courier New" w:cs="Courier New"/>
-          <w:lang w:val="en-US" w:eastAsia="ru-RU"/>
-        </w:rPr>
-        <w:t>}</w:t>
-      </w:r>
-    </w:p>
-    <w:p>
-      <w:pPr>
-        <w:pStyle w:val="a4"/>
-        <w:widowControl/>
-        <w:numPr>
-          <w:ilvl w:val="0"/>
-          <w:numId w:val="6"/>
-        </w:numPr>
-        <w:autoSpaceDE/>
-        <w:autoSpaceDN/>
-        <w:contextualSpacing/>
-        <w:jc w:val="both"/>
-        <w:rPr>
-          <w:rFonts w:ascii="Courier New" w:hAnsi="Courier New" w:cs="Courier New"/>
-          <w:lang w:val="en-US" w:eastAsia="ru-RU"/>
-        </w:rPr>
-      </w:pPr>
-    </w:p>
-    <w:p>
-      <w:pPr>
-        <w:pStyle w:val="a4"/>
-        <w:widowControl/>
-        <w:numPr>
-          <w:ilvl w:val="0"/>
-          <w:numId w:val="6"/>
-        </w:numPr>
-        <w:autoSpaceDE/>
-        <w:autoSpaceDN/>
-        <w:contextualSpacing/>
-        <w:jc w:val="both"/>
-        <w:rPr>
-          <w:rFonts w:ascii="Courier New" w:hAnsi="Courier New" w:cs="Courier New"/>
-          <w:lang w:val="en-US" w:eastAsia="ru-RU"/>
-        </w:rPr>
-      </w:pPr>
-      <w:r>
-        <w:rPr>
-          <w:rFonts w:ascii="Courier New" w:hAnsi="Courier New" w:cs="Courier New"/>
-          <w:lang w:val="en-US" w:eastAsia="ru-RU"/>
-        </w:rPr>
-        <w:t xml:space="preserve">String </w:t>
-      </w:r>
-      <w:proofErr w:type="gramStart"/>
-      <w:r>
-        <w:rPr>
-          <w:rFonts w:ascii="Courier New" w:hAnsi="Courier New" w:cs="Courier New"/>
-          <w:lang w:val="en-US" w:eastAsia="ru-RU"/>
-        </w:rPr>
-        <w:t>String::</w:t>
-      </w:r>
-      <w:proofErr w:type="gramEnd"/>
-      <w:r>
-        <w:rPr>
-          <w:rFonts w:ascii="Courier New" w:hAnsi="Courier New" w:cs="Courier New"/>
-          <w:lang w:val="en-US" w:eastAsia="ru-RU"/>
-        </w:rPr>
-        <w:t>operator+(const String&amp; other) const</w:t>
-      </w:r>
-    </w:p>
-    <w:p>
-      <w:pPr>
-        <w:pStyle w:val="a4"/>
-        <w:widowControl/>
-        <w:numPr>
-          <w:ilvl w:val="0"/>
-          <w:numId w:val="6"/>
-        </w:numPr>
-        <w:autoSpaceDE/>
-        <w:autoSpaceDN/>
-        <w:contextualSpacing/>
-        <w:jc w:val="both"/>
-        <w:rPr>
-          <w:rFonts w:ascii="Courier New" w:hAnsi="Courier New" w:cs="Courier New"/>
-          <w:lang w:val="en-US" w:eastAsia="ru-RU"/>
-        </w:rPr>
-      </w:pPr>
-      <w:r>
-        <w:rPr>
-          <w:rFonts w:ascii="Courier New" w:hAnsi="Courier New" w:cs="Courier New"/>
-          <w:lang w:val="en-US" w:eastAsia="ru-RU"/>
-        </w:rPr>
-        <w:t>{</w:t>
-      </w:r>
-    </w:p>
-    <w:p>
-      <w:pPr>
-        <w:pStyle w:val="a4"/>
-        <w:widowControl/>
-        <w:numPr>
-          <w:ilvl w:val="0"/>
-          <w:numId w:val="6"/>
-        </w:numPr>
-        <w:autoSpaceDE/>
-        <w:autoSpaceDN/>
-        <w:contextualSpacing/>
-        <w:jc w:val="both"/>
-        <w:rPr>
-          <w:rFonts w:ascii="Courier New" w:hAnsi="Courier New" w:cs="Courier New"/>
-          <w:lang w:val="en-US" w:eastAsia="ru-RU"/>
-        </w:rPr>
-      </w:pPr>
-      <w:r>
-        <w:rPr>
-          <w:rFonts w:ascii="Courier New" w:hAnsi="Courier New" w:cs="Courier New"/>
-          <w:lang w:val="en-US" w:eastAsia="ru-RU"/>
-        </w:rPr>
-        <w:t xml:space="preserve">    if (</w:t>
-      </w:r>
-      <w:proofErr w:type="spellStart"/>
-      <w:r>
-        <w:rPr>
-          <w:rFonts w:ascii="Courier New" w:hAnsi="Courier New" w:cs="Courier New"/>
-          <w:lang w:val="en-US" w:eastAsia="ru-RU"/>
-        </w:rPr>
-        <w:t>other.str_length</w:t>
-      </w:r>
-      <w:proofErr w:type="spellEnd"/>
-      <w:r>
-        <w:rPr>
-          <w:rFonts w:ascii="Courier New" w:hAnsi="Courier New" w:cs="Courier New"/>
-          <w:lang w:val="en-US" w:eastAsia="ru-RU"/>
-        </w:rPr>
-        <w:t xml:space="preserve"> == 0 &amp;&amp; </w:t>
-      </w:r>
-      <w:proofErr w:type="spellStart"/>
-      <w:r>
-        <w:rPr>
-          <w:rFonts w:ascii="Courier New" w:hAnsi="Courier New" w:cs="Courier New"/>
-          <w:lang w:val="en-US" w:eastAsia="ru-RU"/>
-        </w:rPr>
-        <w:t>str_length</w:t>
-      </w:r>
-      <w:proofErr w:type="spellEnd"/>
-      <w:r>
-        <w:rPr>
-          <w:rFonts w:ascii="Courier New" w:hAnsi="Courier New" w:cs="Courier New"/>
-          <w:lang w:val="en-US" w:eastAsia="ru-RU"/>
-        </w:rPr>
-        <w:t xml:space="preserve"> == 0)</w:t>
-      </w:r>
-    </w:p>
-    <w:p>
-      <w:pPr>
-        <w:pStyle w:val="a4"/>
-        <w:widowControl/>
-        <w:numPr>
-          <w:ilvl w:val="0"/>
-          <w:numId w:val="6"/>
-        </w:numPr>
-        <w:autoSpaceDE/>
-        <w:autoSpaceDN/>
-        <w:contextualSpacing/>
-        <w:jc w:val="both"/>
-        <w:rPr>
-          <w:rFonts w:ascii="Courier New" w:hAnsi="Courier New" w:cs="Courier New"/>
-          <w:lang w:val="en-US" w:eastAsia="ru-RU"/>
-        </w:rPr>
-      </w:pPr>
-      <w:r>
-        <w:rPr>
-          <w:rFonts w:ascii="Courier New" w:hAnsi="Courier New" w:cs="Courier New"/>
-          <w:lang w:val="en-US" w:eastAsia="ru-RU"/>
-        </w:rPr>
-        <w:t xml:space="preserve">    {</w:t>
-      </w:r>
-    </w:p>
-    <w:p>
-      <w:pPr>
-        <w:pStyle w:val="a4"/>
-        <w:widowControl/>
-        <w:numPr>
-          <w:ilvl w:val="0"/>
-          <w:numId w:val="6"/>
-        </w:numPr>
-        <w:autoSpaceDE/>
-        <w:autoSpaceDN/>
-        <w:contextualSpacing/>
-        <w:jc w:val="both"/>
-        <w:rPr>
-          <w:rFonts w:ascii="Courier New" w:hAnsi="Courier New" w:cs="Courier New"/>
-          <w:lang w:eastAsia="ru-RU"/>
-        </w:rPr>
-      </w:pPr>
-      <w:r>
-        <w:rPr>
-          <w:rFonts w:ascii="Courier New" w:hAnsi="Courier New" w:cs="Courier New"/>
-          <w:lang w:eastAsia="ru-RU"/>
-        </w:rPr>
-        <w:t xml:space="preserve">        </w:t>
-      </w:r>
-      <w:r>
-        <w:rPr>
-          <w:rFonts w:ascii="Courier New" w:hAnsi="Courier New" w:cs="Courier New"/>
-          <w:lang w:val="en-US" w:eastAsia="ru-RU"/>
-        </w:rPr>
-        <w:t>return</w:t>
-      </w:r>
-      <w:r>
-        <w:rPr>
-          <w:rFonts w:ascii="Courier New" w:hAnsi="Courier New" w:cs="Courier New"/>
-          <w:lang w:eastAsia="ru-RU"/>
-        </w:rPr>
-        <w:t xml:space="preserve"> "Ошибка! Вы ввели пустые строки";</w:t>
-      </w:r>
-    </w:p>
-    <w:p>
-      <w:pPr>
-        <w:pStyle w:val="a4"/>
-        <w:widowControl/>
-        <w:numPr>
-          <w:ilvl w:val="0"/>
-          <w:numId w:val="6"/>
-        </w:numPr>
-        <w:autoSpaceDE/>
-        <w:autoSpaceDN/>
-        <w:contextualSpacing/>
-        <w:jc w:val="both"/>
-        <w:rPr>
-          <w:rFonts w:ascii="Courier New" w:hAnsi="Courier New" w:cs="Courier New"/>
-          <w:lang w:val="en-US" w:eastAsia="ru-RU"/>
-        </w:rPr>
-      </w:pPr>
-      <w:r>
-        <w:rPr>
-          <w:rFonts w:ascii="Courier New" w:hAnsi="Courier New" w:cs="Courier New"/>
-          <w:lang w:eastAsia="ru-RU"/>
-        </w:rPr>
-        <w:t xml:space="preserve">    </w:t>
-      </w:r>
-      <w:r>
-        <w:rPr>
-          <w:rFonts w:ascii="Courier New" w:hAnsi="Courier New" w:cs="Courier New"/>
-          <w:lang w:val="en-US" w:eastAsia="ru-RU"/>
-        </w:rPr>
-        <w:t>}</w:t>
-      </w:r>
-    </w:p>
-    <w:p>
-      <w:pPr>
-        <w:pStyle w:val="a4"/>
-        <w:widowControl/>
-        <w:numPr>
-          <w:ilvl w:val="0"/>
-          <w:numId w:val="6"/>
-        </w:numPr>
-        <w:autoSpaceDE/>
-        <w:autoSpaceDN/>
-        <w:contextualSpacing/>
-        <w:jc w:val="both"/>
-        <w:rPr>
-          <w:rFonts w:ascii="Courier New" w:hAnsi="Courier New" w:cs="Courier New"/>
-          <w:lang w:val="en-US" w:eastAsia="ru-RU"/>
-        </w:rPr>
-      </w:pPr>
-    </w:p>
-    <w:p>
-      <w:pPr>
-        <w:pStyle w:val="a4"/>
-        <w:widowControl/>
-        <w:numPr>
-          <w:ilvl w:val="0"/>
-          <w:numId w:val="6"/>
-        </w:numPr>
-        <w:autoSpaceDE/>
-        <w:autoSpaceDN/>
-        <w:contextualSpacing/>
-        <w:jc w:val="both"/>
-        <w:rPr>
-          <w:rFonts w:ascii="Courier New" w:hAnsi="Courier New" w:cs="Courier New"/>
-          <w:lang w:val="en-US" w:eastAsia="ru-RU"/>
-        </w:rPr>
-      </w:pPr>
-      <w:r>
-        <w:rPr>
-          <w:rFonts w:ascii="Courier New" w:hAnsi="Courier New" w:cs="Courier New"/>
-          <w:lang w:val="en-US" w:eastAsia="ru-RU"/>
-        </w:rPr>
-        <w:t xml:space="preserve">    int </w:t>
-      </w:r>
-      <w:proofErr w:type="spellStart"/>
-      <w:r>
-        <w:rPr>
-          <w:rFonts w:ascii="Courier New" w:hAnsi="Courier New" w:cs="Courier New"/>
-          <w:lang w:val="en-US" w:eastAsia="ru-RU"/>
-        </w:rPr>
-        <w:t>total_length</w:t>
-      </w:r>
-      <w:proofErr w:type="spellEnd"/>
-      <w:r>
-        <w:rPr>
-          <w:rFonts w:ascii="Courier New" w:hAnsi="Courier New" w:cs="Courier New"/>
-          <w:lang w:val="en-US" w:eastAsia="ru-RU"/>
-        </w:rPr>
-        <w:t xml:space="preserve"> = </w:t>
-      </w:r>
-      <w:proofErr w:type="spellStart"/>
-      <w:r>
-        <w:rPr>
-          <w:rFonts w:ascii="Courier New" w:hAnsi="Courier New" w:cs="Courier New"/>
-          <w:lang w:val="en-US" w:eastAsia="ru-RU"/>
-        </w:rPr>
-        <w:t>str_length</w:t>
-      </w:r>
-      <w:proofErr w:type="spellEnd"/>
-      <w:r>
-        <w:rPr>
-          <w:rFonts w:ascii="Courier New" w:hAnsi="Courier New" w:cs="Courier New"/>
-          <w:lang w:val="en-US" w:eastAsia="ru-RU"/>
-        </w:rPr>
-        <w:t xml:space="preserve"> + </w:t>
-      </w:r>
-      <w:proofErr w:type="spellStart"/>
-      <w:r>
-        <w:rPr>
-          <w:rFonts w:ascii="Courier New" w:hAnsi="Courier New" w:cs="Courier New"/>
-          <w:lang w:val="en-US" w:eastAsia="ru-RU"/>
-        </w:rPr>
-        <w:t>other.str_length</w:t>
-      </w:r>
-      <w:proofErr w:type="spellEnd"/>
-      <w:r>
-        <w:rPr>
-          <w:rFonts w:ascii="Courier New" w:hAnsi="Courier New" w:cs="Courier New"/>
-          <w:lang w:val="en-US" w:eastAsia="ru-RU"/>
-        </w:rPr>
-        <w:t>;</w:t>
-      </w:r>
-    </w:p>
-    <w:p>
-      <w:pPr>
-        <w:pStyle w:val="a4"/>
-        <w:widowControl/>
-        <w:numPr>
-          <w:ilvl w:val="0"/>
-          <w:numId w:val="6"/>
-        </w:numPr>
-        <w:autoSpaceDE/>
-        <w:autoSpaceDN/>
-        <w:contextualSpacing/>
-        <w:jc w:val="both"/>
-        <w:rPr>
-          <w:rFonts w:ascii="Courier New" w:hAnsi="Courier New" w:cs="Courier New"/>
-          <w:lang w:val="en-US" w:eastAsia="ru-RU"/>
-        </w:rPr>
-      </w:pPr>
-      <w:r>
-        <w:rPr>
-          <w:rFonts w:ascii="Courier New" w:hAnsi="Courier New" w:cs="Courier New"/>
-          <w:lang w:val="en-US" w:eastAsia="ru-RU"/>
-        </w:rPr>
-        <w:t xml:space="preserve">    String obj;</w:t>
-      </w:r>
-    </w:p>
-    <w:p>
-      <w:pPr>
-        <w:pStyle w:val="a4"/>
-        <w:widowControl/>
-        <w:numPr>
-          <w:ilvl w:val="0"/>
-          <w:numId w:val="6"/>
-        </w:numPr>
-        <w:autoSpaceDE/>
-        <w:autoSpaceDN/>
-        <w:contextualSpacing/>
-        <w:jc w:val="both"/>
-        <w:rPr>
-          <w:rFonts w:ascii="Courier New" w:hAnsi="Courier New" w:cs="Courier New"/>
-          <w:lang w:val="en-US" w:eastAsia="ru-RU"/>
-        </w:rPr>
-      </w:pPr>
-      <w:r>
-        <w:rPr>
-          <w:rFonts w:ascii="Courier New" w:hAnsi="Courier New" w:cs="Courier New"/>
-          <w:lang w:val="en-US" w:eastAsia="ru-RU"/>
-        </w:rPr>
-        <w:t xml:space="preserve">    </w:t>
-      </w:r>
-      <w:proofErr w:type="spellStart"/>
-      <w:proofErr w:type="gramStart"/>
-      <w:r>
-        <w:rPr>
-          <w:rFonts w:ascii="Courier New" w:hAnsi="Courier New" w:cs="Courier New"/>
-          <w:lang w:val="en-US" w:eastAsia="ru-RU"/>
-        </w:rPr>
-        <w:t>obj.inputStr</w:t>
-      </w:r>
-      <w:proofErr w:type="spellEnd"/>
-      <w:proofErr w:type="gramEnd"/>
-      <w:r>
-        <w:rPr>
-          <w:rFonts w:ascii="Courier New" w:hAnsi="Courier New" w:cs="Courier New"/>
-          <w:lang w:val="en-US" w:eastAsia="ru-RU"/>
-        </w:rPr>
-        <w:t xml:space="preserve"> = new char[</w:t>
-      </w:r>
-      <w:proofErr w:type="spellStart"/>
-      <w:r>
-        <w:rPr>
-          <w:rFonts w:ascii="Courier New" w:hAnsi="Courier New" w:cs="Courier New"/>
-          <w:lang w:val="en-US" w:eastAsia="ru-RU"/>
-        </w:rPr>
-        <w:t>total_length</w:t>
-      </w:r>
-      <w:proofErr w:type="spellEnd"/>
-      <w:r>
-        <w:rPr>
-          <w:rFonts w:ascii="Courier New" w:hAnsi="Courier New" w:cs="Courier New"/>
-          <w:lang w:val="en-US" w:eastAsia="ru-RU"/>
-        </w:rPr>
-        <w:t xml:space="preserve"> + 1];</w:t>
-      </w:r>
-    </w:p>
-    <w:p>
-      <w:pPr>
-        <w:pStyle w:val="a4"/>
-        <w:widowControl/>
-        <w:numPr>
-          <w:ilvl w:val="0"/>
-          <w:numId w:val="6"/>
-        </w:numPr>
-        <w:autoSpaceDE/>
-        <w:autoSpaceDN/>
-        <w:contextualSpacing/>
-        <w:jc w:val="both"/>
-        <w:rPr>
-          <w:rFonts w:ascii="Courier New" w:hAnsi="Courier New" w:cs="Courier New"/>
-          <w:lang w:val="en-US" w:eastAsia="ru-RU"/>
-        </w:rPr>
-      </w:pPr>
-      <w:r>
-        <w:rPr>
-          <w:rFonts w:ascii="Courier New" w:hAnsi="Courier New" w:cs="Courier New"/>
-          <w:lang w:val="en-US" w:eastAsia="ru-RU"/>
-        </w:rPr>
-        <w:t xml:space="preserve">    </w:t>
-      </w:r>
-      <w:proofErr w:type="spellStart"/>
-      <w:proofErr w:type="gramStart"/>
-      <w:r>
-        <w:rPr>
-          <w:rFonts w:ascii="Courier New" w:hAnsi="Courier New" w:cs="Courier New"/>
-          <w:lang w:val="en-US" w:eastAsia="ru-RU"/>
-        </w:rPr>
-        <w:t>strcpy</w:t>
-      </w:r>
-      <w:proofErr w:type="spellEnd"/>
-      <w:r>
-        <w:rPr>
-          <w:rFonts w:ascii="Courier New" w:hAnsi="Courier New" w:cs="Courier New"/>
-          <w:lang w:val="en-US" w:eastAsia="ru-RU"/>
-        </w:rPr>
-        <w:t>(</w:t>
-      </w:r>
-      <w:proofErr w:type="spellStart"/>
-      <w:proofErr w:type="gramEnd"/>
-      <w:r>
-        <w:rPr>
-          <w:rFonts w:ascii="Courier New" w:hAnsi="Courier New" w:cs="Courier New"/>
-          <w:lang w:val="en-US" w:eastAsia="ru-RU"/>
-        </w:rPr>
-        <w:t>obj.inputStr</w:t>
-      </w:r>
-      <w:proofErr w:type="spellEnd"/>
-      <w:r>
-        <w:rPr>
-          <w:rFonts w:ascii="Courier New" w:hAnsi="Courier New" w:cs="Courier New"/>
-          <w:lang w:val="en-US" w:eastAsia="ru-RU"/>
-        </w:rPr>
-        <w:t xml:space="preserve">, </w:t>
-      </w:r>
-      <w:proofErr w:type="spellStart"/>
-      <w:r>
-        <w:rPr>
-          <w:rFonts w:ascii="Courier New" w:hAnsi="Courier New" w:cs="Courier New"/>
-          <w:lang w:val="en-US" w:eastAsia="ru-RU"/>
-        </w:rPr>
-        <w:t>inputStr</w:t>
-      </w:r>
-      <w:proofErr w:type="spellEnd"/>
-      <w:r>
-        <w:rPr>
-          <w:rFonts w:ascii="Courier New" w:hAnsi="Courier New" w:cs="Courier New"/>
-          <w:lang w:val="en-US" w:eastAsia="ru-RU"/>
-        </w:rPr>
-        <w:t>);</w:t>
-      </w:r>
-    </w:p>
-    <w:p>
-      <w:pPr>
-        <w:pStyle w:val="a4"/>
-        <w:widowControl/>
-        <w:numPr>
-          <w:ilvl w:val="0"/>
-          <w:numId w:val="6"/>
-        </w:numPr>
-        <w:autoSpaceDE/>
-        <w:autoSpaceDN/>
-        <w:contextualSpacing/>
-        <w:jc w:val="both"/>
-        <w:rPr>
-          <w:rFonts w:ascii="Courier New" w:hAnsi="Courier New" w:cs="Courier New"/>
-          <w:lang w:val="en-US" w:eastAsia="ru-RU"/>
-        </w:rPr>
-      </w:pPr>
-      <w:r>
-        <w:rPr>
-          <w:rFonts w:ascii="Courier New" w:hAnsi="Courier New" w:cs="Courier New"/>
-          <w:lang w:val="en-US" w:eastAsia="ru-RU"/>
-        </w:rPr>
-        <w:t xml:space="preserve">    </w:t>
-      </w:r>
-      <w:proofErr w:type="spellStart"/>
-      <w:proofErr w:type="gramStart"/>
-      <w:r>
-        <w:rPr>
-          <w:rFonts w:ascii="Courier New" w:hAnsi="Courier New" w:cs="Courier New"/>
-          <w:lang w:val="en-US" w:eastAsia="ru-RU"/>
-        </w:rPr>
-        <w:t>strcat</w:t>
-      </w:r>
-      <w:proofErr w:type="spellEnd"/>
-      <w:r>
-        <w:rPr>
-          <w:rFonts w:ascii="Courier New" w:hAnsi="Courier New" w:cs="Courier New"/>
-          <w:lang w:val="en-US" w:eastAsia="ru-RU"/>
-        </w:rPr>
-        <w:t>(</w:t>
-      </w:r>
-      <w:proofErr w:type="spellStart"/>
-      <w:proofErr w:type="gramEnd"/>
-      <w:r>
-        <w:rPr>
-          <w:rFonts w:ascii="Courier New" w:hAnsi="Courier New" w:cs="Courier New"/>
-          <w:lang w:val="en-US" w:eastAsia="ru-RU"/>
-        </w:rPr>
-        <w:t>obj.inputStr</w:t>
-      </w:r>
-      <w:proofErr w:type="spellEnd"/>
-      <w:r>
-        <w:rPr>
-          <w:rFonts w:ascii="Courier New" w:hAnsi="Courier New" w:cs="Courier New"/>
-          <w:lang w:val="en-US" w:eastAsia="ru-RU"/>
-        </w:rPr>
-        <w:t xml:space="preserve"> + </w:t>
-      </w:r>
-      <w:proofErr w:type="spellStart"/>
-      <w:r>
-        <w:rPr>
-          <w:rFonts w:ascii="Courier New" w:hAnsi="Courier New" w:cs="Courier New"/>
-          <w:lang w:val="en-US" w:eastAsia="ru-RU"/>
-        </w:rPr>
-        <w:t>str_length</w:t>
-      </w:r>
-      <w:proofErr w:type="spellEnd"/>
-      <w:r>
-        <w:rPr>
-          <w:rFonts w:ascii="Courier New" w:hAnsi="Courier New" w:cs="Courier New"/>
-          <w:lang w:val="en-US" w:eastAsia="ru-RU"/>
-        </w:rPr>
-        <w:t xml:space="preserve">, </w:t>
-      </w:r>
-      <w:proofErr w:type="spellStart"/>
-      <w:r>
-        <w:rPr>
-          <w:rFonts w:ascii="Courier New" w:hAnsi="Courier New" w:cs="Courier New"/>
-          <w:lang w:val="en-US" w:eastAsia="ru-RU"/>
-        </w:rPr>
-        <w:t>other.inputStr</w:t>
-      </w:r>
-      <w:proofErr w:type="spellEnd"/>
-      <w:r>
-        <w:rPr>
-          <w:rFonts w:ascii="Courier New" w:hAnsi="Courier New" w:cs="Courier New"/>
-          <w:lang w:val="en-US" w:eastAsia="ru-RU"/>
-        </w:rPr>
-        <w:t>);</w:t>
-      </w:r>
-    </w:p>
-    <w:p>
-      <w:pPr>
-        <w:pStyle w:val="a4"/>
-        <w:widowControl/>
-        <w:numPr>
-          <w:ilvl w:val="0"/>
-          <w:numId w:val="6"/>
-        </w:numPr>
-        <w:autoSpaceDE/>
-        <w:autoSpaceDN/>
-        <w:contextualSpacing/>
-        <w:jc w:val="both"/>
-        <w:rPr>
-          <w:rFonts w:ascii="Courier New" w:hAnsi="Courier New" w:cs="Courier New"/>
-          <w:lang w:val="en-US" w:eastAsia="ru-RU"/>
-        </w:rPr>
-      </w:pPr>
-      <w:r>
-        <w:rPr>
-          <w:rFonts w:ascii="Courier New" w:hAnsi="Courier New" w:cs="Courier New"/>
-          <w:lang w:val="en-US" w:eastAsia="ru-RU"/>
-        </w:rPr>
-        <w:t xml:space="preserve">    </w:t>
-      </w:r>
-      <w:proofErr w:type="spellStart"/>
-      <w:r>
-        <w:rPr>
-          <w:rFonts w:ascii="Courier New" w:hAnsi="Courier New" w:cs="Courier New"/>
-          <w:lang w:val="en-US" w:eastAsia="ru-RU"/>
-        </w:rPr>
-        <w:t>obj.str_length</w:t>
-      </w:r>
-      <w:proofErr w:type="spellEnd"/>
-      <w:r>
-        <w:rPr>
-          <w:rFonts w:ascii="Courier New" w:hAnsi="Courier New" w:cs="Courier New"/>
-          <w:lang w:val="en-US" w:eastAsia="ru-RU"/>
-        </w:rPr>
-        <w:t xml:space="preserve"> = </w:t>
-      </w:r>
-      <w:proofErr w:type="spellStart"/>
-      <w:r>
-        <w:rPr>
-          <w:rFonts w:ascii="Courier New" w:hAnsi="Courier New" w:cs="Courier New"/>
-          <w:lang w:val="en-US" w:eastAsia="ru-RU"/>
-        </w:rPr>
-        <w:t>total_length</w:t>
-      </w:r>
-      <w:proofErr w:type="spellEnd"/>
-      <w:r>
-        <w:rPr>
-          <w:rFonts w:ascii="Courier New" w:hAnsi="Courier New" w:cs="Courier New"/>
-          <w:lang w:val="en-US" w:eastAsia="ru-RU"/>
-        </w:rPr>
-        <w:t>;</w:t>
-      </w:r>
-    </w:p>
-    <w:p>
-      <w:pPr>
-        <w:pStyle w:val="a4"/>
-        <w:widowControl/>
-        <w:numPr>
-          <w:ilvl w:val="0"/>
-          <w:numId w:val="6"/>
-        </w:numPr>
-        <w:autoSpaceDE/>
-        <w:autoSpaceDN/>
-        <w:contextualSpacing/>
-        <w:jc w:val="both"/>
-        <w:rPr>
-          <w:rFonts w:ascii="Courier New" w:hAnsi="Courier New" w:cs="Courier New"/>
-          <w:lang w:val="en-US" w:eastAsia="ru-RU"/>
-        </w:rPr>
-      </w:pPr>
-      <w:r>
-        <w:rPr>
-          <w:rFonts w:ascii="Courier New" w:hAnsi="Courier New" w:cs="Courier New"/>
-          <w:lang w:val="en-US" w:eastAsia="ru-RU"/>
-        </w:rPr>
-        <w:t xml:space="preserve">    return obj;</w:t>
-      </w:r>
-    </w:p>
-    <w:p>
-      <w:pPr>
-        <w:pStyle w:val="a4"/>
-        <w:widowControl/>
-        <w:numPr>
-          <w:ilvl w:val="0"/>
-          <w:numId w:val="6"/>
-        </w:numPr>
-        <w:autoSpaceDE/>
-        <w:autoSpaceDN/>
-        <w:contextualSpacing/>
-        <w:jc w:val="both"/>
-        <w:rPr>
-          <w:rFonts w:ascii="Courier New" w:hAnsi="Courier New" w:cs="Courier New"/>
-          <w:lang w:val="en-US" w:eastAsia="ru-RU"/>
-        </w:rPr>
-      </w:pPr>
-      <w:r>
-        <w:rPr>
-          <w:rFonts w:ascii="Courier New" w:hAnsi="Courier New" w:cs="Courier New"/>
-          <w:lang w:val="en-US" w:eastAsia="ru-RU"/>
-        </w:rPr>
-        <w:t>}</w:t>
-      </w:r>
-    </w:p>
-    <w:p>
-      <w:pPr>
-        <w:pStyle w:val="a4"/>
-        <w:widowControl/>
-        <w:numPr>
-          <w:ilvl w:val="0"/>
-          <w:numId w:val="6"/>
-        </w:numPr>
-        <w:autoSpaceDE/>
-        <w:autoSpaceDN/>
-        <w:contextualSpacing/>
-        <w:jc w:val="both"/>
-        <w:rPr>
-          <w:rFonts w:ascii="Courier New" w:hAnsi="Courier New" w:cs="Courier New"/>
-          <w:lang w:val="en-US" w:eastAsia="ru-RU"/>
-        </w:rPr>
-      </w:pPr>
-    </w:p>
-    <w:p>
-      <w:pPr>
-        <w:pStyle w:val="a4"/>
-        <w:widowControl/>
-        <w:numPr>
-          <w:ilvl w:val="0"/>
-          <w:numId w:val="6"/>
-        </w:numPr>
-        <w:autoSpaceDE/>
-        <w:autoSpaceDN/>
-        <w:contextualSpacing/>
-        <w:jc w:val="both"/>
-        <w:rPr>
-          <w:rFonts w:ascii="Courier New" w:hAnsi="Courier New" w:cs="Courier New"/>
-          <w:lang w:val="en-US" w:eastAsia="ru-RU"/>
-        </w:rPr>
-      </w:pPr>
-      <w:proofErr w:type="gramStart"/>
-      <w:r>
-        <w:rPr>
-          <w:rFonts w:ascii="Courier New" w:hAnsi="Courier New" w:cs="Courier New"/>
-          <w:lang w:val="en-US" w:eastAsia="ru-RU"/>
-        </w:rPr>
-        <w:t>std::</w:t>
-      </w:r>
-      <w:proofErr w:type="spellStart"/>
-      <w:proofErr w:type="gramEnd"/>
-      <w:r>
-        <w:rPr>
-          <w:rFonts w:ascii="Courier New" w:hAnsi="Courier New" w:cs="Courier New"/>
-          <w:lang w:val="en-US" w:eastAsia="ru-RU"/>
-        </w:rPr>
-        <w:t>ostream</w:t>
-      </w:r>
-      <w:proofErr w:type="spellEnd"/>
-      <w:r>
-        <w:rPr>
-          <w:rFonts w:ascii="Courier New" w:hAnsi="Courier New" w:cs="Courier New"/>
-          <w:lang w:val="en-US" w:eastAsia="ru-RU"/>
-        </w:rPr>
-        <w:t>&amp; operator&lt;&lt;(std::</w:t>
-      </w:r>
-      <w:proofErr w:type="spellStart"/>
-      <w:r>
-        <w:rPr>
-          <w:rFonts w:ascii="Courier New" w:hAnsi="Courier New" w:cs="Courier New"/>
-          <w:lang w:val="en-US" w:eastAsia="ru-RU"/>
-        </w:rPr>
-        <w:t>ostream</w:t>
-      </w:r>
-      <w:proofErr w:type="spellEnd"/>
-      <w:r>
-        <w:rPr>
-          <w:rFonts w:ascii="Courier New" w:hAnsi="Courier New" w:cs="Courier New"/>
-          <w:lang w:val="en-US" w:eastAsia="ru-RU"/>
-        </w:rPr>
-        <w:t xml:space="preserve">&amp; </w:t>
-      </w:r>
-      <w:proofErr w:type="spellStart"/>
-      <w:r>
-        <w:rPr>
-          <w:rFonts w:ascii="Courier New" w:hAnsi="Courier New" w:cs="Courier New"/>
-          <w:lang w:val="en-US" w:eastAsia="ru-RU"/>
-        </w:rPr>
-        <w:t>os</w:t>
-      </w:r>
-      <w:proofErr w:type="spellEnd"/>
-      <w:r>
-        <w:rPr>
-          <w:rFonts w:ascii="Courier New" w:hAnsi="Courier New" w:cs="Courier New"/>
-          <w:lang w:val="en-US" w:eastAsia="ru-RU"/>
-        </w:rPr>
-        <w:t>, const String&amp; str)</w:t>
-      </w:r>
-    </w:p>
-    <w:p>
-      <w:pPr>
-        <w:pStyle w:val="a4"/>
-        <w:widowControl/>
-        <w:numPr>
-          <w:ilvl w:val="0"/>
-          <w:numId w:val="6"/>
-        </w:numPr>
-        <w:autoSpaceDE/>
-        <w:autoSpaceDN/>
-        <w:contextualSpacing/>
-        <w:jc w:val="both"/>
-        <w:rPr>
-          <w:rFonts w:ascii="Courier New" w:hAnsi="Courier New" w:cs="Courier New"/>
-          <w:lang w:val="en-US" w:eastAsia="ru-RU"/>
-        </w:rPr>
-      </w:pPr>
-      <w:r>
-        <w:rPr>
-          <w:rFonts w:ascii="Courier New" w:hAnsi="Courier New" w:cs="Courier New"/>
-          <w:lang w:val="en-US" w:eastAsia="ru-RU"/>
-        </w:rPr>
-        <w:t>{</w:t>
-      </w:r>
-    </w:p>
-    <w:p>
-      <w:pPr>
-        <w:pStyle w:val="a4"/>
-        <w:widowControl/>
-        <w:numPr>
-          <w:ilvl w:val="0"/>
-          <w:numId w:val="6"/>
-        </w:numPr>
-        <w:autoSpaceDE/>
-        <w:autoSpaceDN/>
-        <w:contextualSpacing/>
-        <w:jc w:val="both"/>
-        <w:rPr>
-          <w:rFonts w:ascii="Courier New" w:hAnsi="Courier New" w:cs="Courier New"/>
-          <w:lang w:val="en-US" w:eastAsia="ru-RU"/>
-        </w:rPr>
-      </w:pPr>
-      <w:r>
-        <w:rPr>
-          <w:rFonts w:ascii="Courier New" w:hAnsi="Courier New" w:cs="Courier New"/>
-          <w:lang w:val="en-US" w:eastAsia="ru-RU"/>
-        </w:rPr>
-        <w:t xml:space="preserve">    </w:t>
-      </w:r>
-      <w:proofErr w:type="spellStart"/>
-      <w:r>
-        <w:rPr>
-          <w:rFonts w:ascii="Courier New" w:hAnsi="Courier New" w:cs="Courier New"/>
-          <w:lang w:val="en-US" w:eastAsia="ru-RU"/>
-        </w:rPr>
-        <w:t>os</w:t>
-      </w:r>
-      <w:proofErr w:type="spellEnd"/>
-      <w:r>
-        <w:rPr>
-          <w:rFonts w:ascii="Courier New" w:hAnsi="Courier New" w:cs="Courier New"/>
-          <w:lang w:val="en-US" w:eastAsia="ru-RU"/>
-        </w:rPr>
-        <w:t xml:space="preserve"> &lt;&lt; </w:t>
-      </w:r>
-      <w:proofErr w:type="spellStart"/>
-      <w:proofErr w:type="gramStart"/>
-      <w:r>
-        <w:rPr>
-          <w:rFonts w:ascii="Courier New" w:hAnsi="Courier New" w:cs="Courier New"/>
-          <w:lang w:val="en-US" w:eastAsia="ru-RU"/>
-        </w:rPr>
-        <w:t>str.inputStr</w:t>
-      </w:r>
-      <w:proofErr w:type="spellEnd"/>
-      <w:proofErr w:type="gramEnd"/>
-      <w:r>
-        <w:rPr>
-          <w:rFonts w:ascii="Courier New" w:hAnsi="Courier New" w:cs="Courier New"/>
-          <w:lang w:val="en-US" w:eastAsia="ru-RU"/>
-        </w:rPr>
-        <w:t>;</w:t>
-      </w:r>
-    </w:p>
-    <w:p>
-      <w:pPr>
-        <w:pStyle w:val="a4"/>
-        <w:widowControl/>
-        <w:numPr>
-          <w:ilvl w:val="0"/>
-          <w:numId w:val="6"/>
-        </w:numPr>
-        <w:autoSpaceDE/>
-        <w:autoSpaceDN/>
-        <w:contextualSpacing/>
-        <w:jc w:val="both"/>
-        <w:rPr>
-          <w:rFonts w:ascii="Courier New" w:hAnsi="Courier New" w:cs="Courier New"/>
-          <w:lang w:val="en-US" w:eastAsia="ru-RU"/>
-        </w:rPr>
-      </w:pPr>
-      <w:r>
-        <w:rPr>
-          <w:rFonts w:ascii="Courier New" w:hAnsi="Courier New" w:cs="Courier New"/>
-          <w:lang w:val="en-US" w:eastAsia="ru-RU"/>
-        </w:rPr>
-        <w:t xml:space="preserve">    return </w:t>
-      </w:r>
-      <w:proofErr w:type="spellStart"/>
-      <w:r>
-        <w:rPr>
-          <w:rFonts w:ascii="Courier New" w:hAnsi="Courier New" w:cs="Courier New"/>
-          <w:lang w:val="en-US" w:eastAsia="ru-RU"/>
-        </w:rPr>
-        <w:t>os</w:t>
-      </w:r>
-      <w:proofErr w:type="spellEnd"/>
-      <w:r>
-        <w:rPr>
-          <w:rFonts w:ascii="Courier New" w:hAnsi="Courier New" w:cs="Courier New"/>
-          <w:lang w:val="en-US" w:eastAsia="ru-RU"/>
-        </w:rPr>
-        <w:t>;</w:t>
+        <w:t xml:space="preserve">    os &lt;&lt; str.inputStr;</w:t>
+      </w:r>
+    </w:p>
+    <w:p>
+      <w:pPr>
+        <w:pStyle w:val="a4"/>
+        <w:widowControl/>
+        <w:numPr>
+          <w:ilvl w:val="0"/>
+          <w:numId w:val="6"/>
+        </w:numPr>
+        <w:autoSpaceDE/>
+        <w:autoSpaceDN/>
+        <w:contextualSpacing/>
+        <w:jc w:val="both"/>
+        <w:rPr>
+          <w:rFonts w:ascii="Courier New" w:hAnsi="Courier New" w:cs="Courier New"/>
+          <w:lang w:val="en-US" w:eastAsia="ru-RU"/>
+        </w:rPr>
+      </w:pPr>
+      <w:r>
+        <w:rPr>
+          <w:rFonts w:ascii="Courier New" w:hAnsi="Courier New" w:cs="Courier New"/>
+          <w:lang w:val="en-US" w:eastAsia="ru-RU"/>
+        </w:rPr>
+        <w:t xml:space="preserve">    return os;</w:t>
       </w:r>
     </w:p>
     <w:p>
